--- a/internal_doc/03.开发设计/mysql/Story-SequoiaSQL-MySQL数据类型映射.docx
+++ b/internal_doc/03.开发设计/mysql/Story-SequoiaSQL-MySQL数据类型映射.docx
@@ -6637,7 +6637,7 @@
       <w:tr>
         <w:tc>
           <w:tcPr>
-            <w:tcW w:w="499" w:type="dxa"/>
+            <w:tcW w:w="494" w:type="dxa"/>
           </w:tcPr>
           <w:p>
             <w:pPr>
@@ -6659,7 +6659,7 @@
         </w:tc>
         <w:tc>
           <w:tcPr>
-            <w:tcW w:w="1861" w:type="dxa"/>
+            <w:tcW w:w="1853" w:type="dxa"/>
           </w:tcPr>
           <w:p>
             <w:pPr>
@@ -6688,7 +6688,7 @@
         </w:tc>
         <w:tc>
           <w:tcPr>
-            <w:tcW w:w="2807" w:type="dxa"/>
+            <w:tcW w:w="2936" w:type="dxa"/>
           </w:tcPr>
           <w:p>
             <w:pPr>
@@ -6717,7 +6717,7 @@
         </w:tc>
         <w:tc>
           <w:tcPr>
-            <w:tcW w:w="2489" w:type="dxa"/>
+            <w:tcW w:w="2455" w:type="dxa"/>
           </w:tcPr>
           <w:p>
             <w:pPr>
@@ -6746,7 +6746,7 @@
         </w:tc>
         <w:tc>
           <w:tcPr>
-            <w:tcW w:w="1559" w:type="dxa"/>
+            <w:tcW w:w="1477" w:type="dxa"/>
           </w:tcPr>
           <w:p>
             <w:pPr>
@@ -6770,7 +6770,7 @@
       <w:tr>
         <w:tc>
           <w:tcPr>
-            <w:tcW w:w="499" w:type="dxa"/>
+            <w:tcW w:w="494" w:type="dxa"/>
           </w:tcPr>
           <w:p>
             <w:pPr>
@@ -6790,7 +6790,7 @@
         </w:tc>
         <w:tc>
           <w:tcPr>
-            <w:tcW w:w="1861" w:type="dxa"/>
+            <w:tcW w:w="1853" w:type="dxa"/>
           </w:tcPr>
           <w:p>
             <w:pPr>
@@ -6809,7 +6809,7 @@
         </w:tc>
         <w:tc>
           <w:tcPr>
-            <w:tcW w:w="2807" w:type="dxa"/>
+            <w:tcW w:w="2936" w:type="dxa"/>
           </w:tcPr>
           <w:p>
             <w:pPr>
@@ -6828,7 +6828,7 @@
         </w:tc>
         <w:tc>
           <w:tcPr>
-            <w:tcW w:w="2489" w:type="dxa"/>
+            <w:tcW w:w="2455" w:type="dxa"/>
           </w:tcPr>
           <w:p>
             <w:pPr>
@@ -6843,11 +6843,47 @@
               </w:rPr>
               <w:t>INT32</w:t>
             </w:r>
-          </w:p>
-        </w:tc>
-        <w:tc>
-          <w:tcPr>
-            <w:tcW w:w="1559" w:type="dxa"/>
+            <w:r>
+              <w:rPr>
+                <w:rFonts w:eastAsiaTheme="minorEastAsia" w:hint="eastAsia"/>
+              </w:rPr>
+              <w:t>/INT64</w:t>
+            </w:r>
+            <w:r>
+              <w:rPr>
+                <w:rFonts w:eastAsiaTheme="minorEastAsia" w:hint="eastAsia"/>
+              </w:rPr>
+              <w:t>（超出</w:t>
+            </w:r>
+            <w:r>
+              <w:rPr>
+                <w:rFonts w:eastAsiaTheme="minorEastAsia" w:hint="eastAsia"/>
+              </w:rPr>
+              <w:t>INT32</w:t>
+            </w:r>
+            <w:r>
+              <w:rPr>
+                <w:rFonts w:eastAsiaTheme="minorEastAsia" w:hint="eastAsia"/>
+              </w:rPr>
+              <w:t>范围转存为</w:t>
+            </w:r>
+            <w:r>
+              <w:rPr>
+                <w:rFonts w:eastAsiaTheme="minorEastAsia" w:hint="eastAsia"/>
+              </w:rPr>
+              <w:t>INT64</w:t>
+            </w:r>
+            <w:r>
+              <w:rPr>
+                <w:rFonts w:eastAsiaTheme="minorEastAsia" w:hint="eastAsia"/>
+              </w:rPr>
+              <w:t>）</w:t>
+            </w:r>
+          </w:p>
+        </w:tc>
+        <w:tc>
+          <w:tcPr>
+            <w:tcW w:w="1477" w:type="dxa"/>
           </w:tcPr>
           <w:p>
             <w:pPr>
@@ -6868,7 +6904,7 @@
       <w:tr>
         <w:tc>
           <w:tcPr>
-            <w:tcW w:w="499" w:type="dxa"/>
+            <w:tcW w:w="494" w:type="dxa"/>
           </w:tcPr>
           <w:p>
             <w:pPr>
@@ -6888,7 +6924,7 @@
         </w:tc>
         <w:tc>
           <w:tcPr>
-            <w:tcW w:w="1861" w:type="dxa"/>
+            <w:tcW w:w="1853" w:type="dxa"/>
           </w:tcPr>
           <w:p>
             <w:pPr>
@@ -6907,7 +6943,7 @@
         </w:tc>
         <w:tc>
           <w:tcPr>
-            <w:tcW w:w="2807" w:type="dxa"/>
+            <w:tcW w:w="2936" w:type="dxa"/>
           </w:tcPr>
           <w:p>
             <w:pPr>
@@ -6923,7 +6959,7 @@
         </w:tc>
         <w:tc>
           <w:tcPr>
-            <w:tcW w:w="2489" w:type="dxa"/>
+            <w:tcW w:w="2455" w:type="dxa"/>
           </w:tcPr>
           <w:p>
             <w:pPr>
@@ -6942,7 +6978,7 @@
         </w:tc>
         <w:tc>
           <w:tcPr>
-            <w:tcW w:w="1559" w:type="dxa"/>
+            <w:tcW w:w="1477" w:type="dxa"/>
           </w:tcPr>
           <w:p>
             <w:pPr>
@@ -6960,7 +6996,7 @@
       <w:tr>
         <w:tc>
           <w:tcPr>
-            <w:tcW w:w="499" w:type="dxa"/>
+            <w:tcW w:w="494" w:type="dxa"/>
           </w:tcPr>
           <w:p>
             <w:pPr>
@@ -6980,7 +7016,7 @@
         </w:tc>
         <w:tc>
           <w:tcPr>
-            <w:tcW w:w="1861" w:type="dxa"/>
+            <w:tcW w:w="1853" w:type="dxa"/>
           </w:tcPr>
           <w:p>
             <w:pPr>
@@ -6999,7 +7035,7 @@
         </w:tc>
         <w:tc>
           <w:tcPr>
-            <w:tcW w:w="2807" w:type="dxa"/>
+            <w:tcW w:w="2936" w:type="dxa"/>
           </w:tcPr>
           <w:p>
             <w:pPr>
@@ -7015,7 +7051,7 @@
         </w:tc>
         <w:tc>
           <w:tcPr>
-            <w:tcW w:w="2489" w:type="dxa"/>
+            <w:tcW w:w="2455" w:type="dxa"/>
           </w:tcPr>
           <w:p>
             <w:pPr>
@@ -7034,7 +7070,7 @@
         </w:tc>
         <w:tc>
           <w:tcPr>
-            <w:tcW w:w="1559" w:type="dxa"/>
+            <w:tcW w:w="1477" w:type="dxa"/>
           </w:tcPr>
           <w:p>
             <w:pPr>
@@ -7052,7 +7088,7 @@
       <w:tr>
         <w:tc>
           <w:tcPr>
-            <w:tcW w:w="499" w:type="dxa"/>
+            <w:tcW w:w="494" w:type="dxa"/>
           </w:tcPr>
           <w:p>
             <w:pPr>
@@ -7072,7 +7108,7 @@
         </w:tc>
         <w:tc>
           <w:tcPr>
-            <w:tcW w:w="1861" w:type="dxa"/>
+            <w:tcW w:w="1853" w:type="dxa"/>
           </w:tcPr>
           <w:p>
             <w:pPr>
@@ -7091,7 +7127,7 @@
         </w:tc>
         <w:tc>
           <w:tcPr>
-            <w:tcW w:w="2807" w:type="dxa"/>
+            <w:tcW w:w="2936" w:type="dxa"/>
           </w:tcPr>
           <w:p>
             <w:pPr>
@@ -7107,7 +7143,7 @@
         </w:tc>
         <w:tc>
           <w:tcPr>
-            <w:tcW w:w="2489" w:type="dxa"/>
+            <w:tcW w:w="2455" w:type="dxa"/>
           </w:tcPr>
           <w:p>
             <w:pPr>
@@ -7126,7 +7162,7 @@
         </w:tc>
         <w:tc>
           <w:tcPr>
-            <w:tcW w:w="1559" w:type="dxa"/>
+            <w:tcW w:w="1477" w:type="dxa"/>
           </w:tcPr>
           <w:p>
             <w:pPr>
@@ -7144,7 +7180,7 @@
       <w:tr>
         <w:tc>
           <w:tcPr>
-            <w:tcW w:w="499" w:type="dxa"/>
+            <w:tcW w:w="494" w:type="dxa"/>
           </w:tcPr>
           <w:p>
             <w:pPr>
@@ -7164,7 +7200,7 @@
         </w:tc>
         <w:tc>
           <w:tcPr>
-            <w:tcW w:w="1861" w:type="dxa"/>
+            <w:tcW w:w="1853" w:type="dxa"/>
           </w:tcPr>
           <w:p>
             <w:pPr>
@@ -7183,7 +7219,7 @@
         </w:tc>
         <w:tc>
           <w:tcPr>
-            <w:tcW w:w="2807" w:type="dxa"/>
+            <w:tcW w:w="2936" w:type="dxa"/>
           </w:tcPr>
           <w:p>
             <w:pPr>
@@ -7199,7 +7235,7 @@
         </w:tc>
         <w:tc>
           <w:tcPr>
-            <w:tcW w:w="2489" w:type="dxa"/>
+            <w:tcW w:w="2455" w:type="dxa"/>
           </w:tcPr>
           <w:p>
             <w:pPr>
@@ -7218,7 +7254,7 @@
         </w:tc>
         <w:tc>
           <w:tcPr>
-            <w:tcW w:w="1559" w:type="dxa"/>
+            <w:tcW w:w="1477" w:type="dxa"/>
           </w:tcPr>
           <w:p>
             <w:pPr>
@@ -7236,7 +7272,7 @@
       <w:tr>
         <w:tc>
           <w:tcPr>
-            <w:tcW w:w="499" w:type="dxa"/>
+            <w:tcW w:w="494" w:type="dxa"/>
           </w:tcPr>
           <w:p>
             <w:pPr>
@@ -7256,7 +7292,7 @@
         </w:tc>
         <w:tc>
           <w:tcPr>
-            <w:tcW w:w="1861" w:type="dxa"/>
+            <w:tcW w:w="1853" w:type="dxa"/>
           </w:tcPr>
           <w:p>
             <w:pPr>
@@ -7275,7 +7311,7 @@
         </w:tc>
         <w:tc>
           <w:tcPr>
-            <w:tcW w:w="2807" w:type="dxa"/>
+            <w:tcW w:w="2936" w:type="dxa"/>
           </w:tcPr>
           <w:p>
             <w:pPr>
@@ -7291,15 +7327,27 @@
         </w:tc>
         <w:tc>
           <w:tcPr>
-            <w:tcW w:w="2489" w:type="dxa"/>
-          </w:tcPr>
-          <w:p>
-            <w:pPr>
-              <w:ind w:left="0"/>
-              <w:rPr>
-                <w:rFonts w:eastAsiaTheme="minorEastAsia"/>
-              </w:rPr>
-            </w:pPr>
+            <w:tcW w:w="2455" w:type="dxa"/>
+          </w:tcPr>
+          <w:p>
+            <w:pPr>
+              <w:ind w:left="0"/>
+              <w:rPr>
+                <w:rFonts w:eastAsiaTheme="minorEastAsia"/>
+              </w:rPr>
+            </w:pPr>
+            <w:r>
+              <w:rPr>
+                <w:rFonts w:eastAsiaTheme="minorEastAsia" w:hint="eastAsia"/>
+              </w:rPr>
+              <w:t>INT32/INT64</w:t>
+            </w:r>
+            <w:r>
+              <w:rPr>
+                <w:rFonts w:eastAsiaTheme="minorEastAsia" w:hint="eastAsia"/>
+              </w:rPr>
+              <w:t>（超出</w:t>
+            </w:r>
             <w:r>
               <w:rPr>
                 <w:rFonts w:eastAsiaTheme="minorEastAsia" w:hint="eastAsia"/>
@@ -7310,7 +7358,8 @@
               <w:rPr>
                 <w:rFonts w:eastAsiaTheme="minorEastAsia" w:hint="eastAsia"/>
               </w:rPr>
-              <w:t>（超出范围转存为</w:t>
+              <w:lastRenderedPageBreak/>
+              <w:t>范围转存为</w:t>
             </w:r>
             <w:r>
               <w:rPr>
@@ -7328,16 +7377,17 @@
         </w:tc>
         <w:tc>
           <w:tcPr>
-            <w:tcW w:w="1559" w:type="dxa"/>
-          </w:tcPr>
-          <w:p>
-            <w:pPr>
-              <w:ind w:left="0"/>
-            </w:pPr>
-            <w:r>
-              <w:rPr>
-                <w:rFonts w:eastAsiaTheme="minorEastAsia" w:hint="eastAsia"/>
-              </w:rPr>
+            <w:tcW w:w="1477" w:type="dxa"/>
+          </w:tcPr>
+          <w:p>
+            <w:pPr>
+              <w:ind w:left="0"/>
+            </w:pPr>
+            <w:r>
+              <w:rPr>
+                <w:rFonts w:eastAsiaTheme="minorEastAsia" w:hint="eastAsia"/>
+              </w:rPr>
+              <w:lastRenderedPageBreak/>
               <w:t>修改实现</w:t>
             </w:r>
           </w:p>
@@ -7346,7 +7396,7 @@
       <w:tr>
         <w:tc>
           <w:tcPr>
-            <w:tcW w:w="499" w:type="dxa"/>
+            <w:tcW w:w="494" w:type="dxa"/>
           </w:tcPr>
           <w:p>
             <w:pPr>
@@ -7367,7 +7417,7 @@
         </w:tc>
         <w:tc>
           <w:tcPr>
-            <w:tcW w:w="1861" w:type="dxa"/>
+            <w:tcW w:w="1853" w:type="dxa"/>
           </w:tcPr>
           <w:p>
             <w:pPr>
@@ -7386,7 +7436,7 @@
         </w:tc>
         <w:tc>
           <w:tcPr>
-            <w:tcW w:w="2807" w:type="dxa"/>
+            <w:tcW w:w="2936" w:type="dxa"/>
           </w:tcPr>
           <w:p>
             <w:pPr>
@@ -7402,7 +7452,7 @@
         </w:tc>
         <w:tc>
           <w:tcPr>
-            <w:tcW w:w="2489" w:type="dxa"/>
+            <w:tcW w:w="2455" w:type="dxa"/>
           </w:tcPr>
           <w:p>
             <w:pPr>
@@ -7421,7 +7471,25 @@
               <w:rPr>
                 <w:rFonts w:eastAsiaTheme="minorEastAsia" w:hint="eastAsia"/>
               </w:rPr>
-              <w:t>（超出范围转存为</w:t>
+              <w:t>/Decimal</w:t>
+            </w:r>
+            <w:r>
+              <w:rPr>
+                <w:rFonts w:eastAsiaTheme="minorEastAsia" w:hint="eastAsia"/>
+              </w:rPr>
+              <w:t>（超出</w:t>
+            </w:r>
+            <w:r>
+              <w:rPr>
+                <w:rFonts w:eastAsiaTheme="minorEastAsia" w:hint="eastAsia"/>
+              </w:rPr>
+              <w:t>INT64</w:t>
+            </w:r>
+            <w:r>
+              <w:rPr>
+                <w:rFonts w:eastAsiaTheme="minorEastAsia" w:hint="eastAsia"/>
+              </w:rPr>
+              <w:t>范围转存为</w:t>
             </w:r>
             <w:r>
               <w:rPr>
@@ -7439,7 +7507,7 @@
         </w:tc>
         <w:tc>
           <w:tcPr>
-            <w:tcW w:w="1559" w:type="dxa"/>
+            <w:tcW w:w="1477" w:type="dxa"/>
           </w:tcPr>
           <w:p>
             <w:pPr>
@@ -7460,7 +7528,7 @@
       <w:tr>
         <w:tc>
           <w:tcPr>
-            <w:tcW w:w="499" w:type="dxa"/>
+            <w:tcW w:w="494" w:type="dxa"/>
           </w:tcPr>
           <w:p>
             <w:pPr>
@@ -7480,7 +7548,7 @@
         </w:tc>
         <w:tc>
           <w:tcPr>
-            <w:tcW w:w="1861" w:type="dxa"/>
+            <w:tcW w:w="1853" w:type="dxa"/>
           </w:tcPr>
           <w:p>
             <w:pPr>
@@ -7499,7 +7567,7 @@
         </w:tc>
         <w:tc>
           <w:tcPr>
-            <w:tcW w:w="2807" w:type="dxa"/>
+            <w:tcW w:w="2936" w:type="dxa"/>
           </w:tcPr>
           <w:p>
             <w:pPr>
@@ -7529,7 +7597,7 @@
         </w:tc>
         <w:tc>
           <w:tcPr>
-            <w:tcW w:w="2489" w:type="dxa"/>
+            <w:tcW w:w="2455" w:type="dxa"/>
           </w:tcPr>
           <w:p>
             <w:pPr>
@@ -7548,7 +7616,7 @@
         </w:tc>
         <w:tc>
           <w:tcPr>
-            <w:tcW w:w="1559" w:type="dxa"/>
+            <w:tcW w:w="1477" w:type="dxa"/>
           </w:tcPr>
           <w:p>
             <w:pPr>
@@ -7560,7 +7628,7 @@
       <w:tr>
         <w:tc>
           <w:tcPr>
-            <w:tcW w:w="499" w:type="dxa"/>
+            <w:tcW w:w="494" w:type="dxa"/>
           </w:tcPr>
           <w:p>
             <w:pPr>
@@ -7580,7 +7648,7 @@
         </w:tc>
         <w:tc>
           <w:tcPr>
-            <w:tcW w:w="1861" w:type="dxa"/>
+            <w:tcW w:w="1853" w:type="dxa"/>
           </w:tcPr>
           <w:p>
             <w:pPr>
@@ -7599,7 +7667,7 @@
         </w:tc>
         <w:tc>
           <w:tcPr>
-            <w:tcW w:w="2807" w:type="dxa"/>
+            <w:tcW w:w="2936" w:type="dxa"/>
           </w:tcPr>
           <w:p>
             <w:pPr>
@@ -7615,7 +7683,7 @@
         </w:tc>
         <w:tc>
           <w:tcPr>
-            <w:tcW w:w="2489" w:type="dxa"/>
+            <w:tcW w:w="2455" w:type="dxa"/>
           </w:tcPr>
           <w:p>
             <w:pPr>
@@ -7634,7 +7702,7 @@
         </w:tc>
         <w:tc>
           <w:tcPr>
-            <w:tcW w:w="1559" w:type="dxa"/>
+            <w:tcW w:w="1477" w:type="dxa"/>
           </w:tcPr>
           <w:p>
             <w:pPr>
@@ -7646,7 +7714,7 @@
       <w:tr>
         <w:tc>
           <w:tcPr>
-            <w:tcW w:w="499" w:type="dxa"/>
+            <w:tcW w:w="494" w:type="dxa"/>
           </w:tcPr>
           <w:p>
             <w:pPr>
@@ -7666,7 +7734,7 @@
         </w:tc>
         <w:tc>
           <w:tcPr>
-            <w:tcW w:w="1861" w:type="dxa"/>
+            <w:tcW w:w="1853" w:type="dxa"/>
           </w:tcPr>
           <w:p>
             <w:pPr>
@@ -7685,7 +7753,7 @@
         </w:tc>
         <w:tc>
           <w:tcPr>
-            <w:tcW w:w="2807" w:type="dxa"/>
+            <w:tcW w:w="2936" w:type="dxa"/>
           </w:tcPr>
           <w:p>
             <w:pPr>
@@ -7701,7 +7769,7 @@
         </w:tc>
         <w:tc>
           <w:tcPr>
-            <w:tcW w:w="2489" w:type="dxa"/>
+            <w:tcW w:w="2455" w:type="dxa"/>
           </w:tcPr>
           <w:p>
             <w:pPr>
@@ -7720,7 +7788,7 @@
         </w:tc>
         <w:tc>
           <w:tcPr>
-            <w:tcW w:w="1559" w:type="dxa"/>
+            <w:tcW w:w="1477" w:type="dxa"/>
           </w:tcPr>
           <w:p>
             <w:pPr>
@@ -7732,7 +7800,7 @@
       <w:tr>
         <w:tc>
           <w:tcPr>
-            <w:tcW w:w="499" w:type="dxa"/>
+            <w:tcW w:w="494" w:type="dxa"/>
           </w:tcPr>
           <w:p>
             <w:pPr>
@@ -7752,7 +7820,7 @@
         </w:tc>
         <w:tc>
           <w:tcPr>
-            <w:tcW w:w="1861" w:type="dxa"/>
+            <w:tcW w:w="1853" w:type="dxa"/>
           </w:tcPr>
           <w:p>
             <w:pPr>
@@ -7771,7 +7839,7 @@
         </w:tc>
         <w:tc>
           <w:tcPr>
-            <w:tcW w:w="2807" w:type="dxa"/>
+            <w:tcW w:w="2936" w:type="dxa"/>
           </w:tcPr>
           <w:p>
             <w:pPr>
@@ -7790,7 +7858,7 @@
         </w:tc>
         <w:tc>
           <w:tcPr>
-            <w:tcW w:w="2489" w:type="dxa"/>
+            <w:tcW w:w="2455" w:type="dxa"/>
           </w:tcPr>
           <w:p>
             <w:pPr>
@@ -7809,7 +7877,7 @@
         </w:tc>
         <w:tc>
           <w:tcPr>
-            <w:tcW w:w="1559" w:type="dxa"/>
+            <w:tcW w:w="1477" w:type="dxa"/>
           </w:tcPr>
           <w:p>
             <w:pPr>
@@ -7827,7 +7895,7 @@
       <w:tr>
         <w:tc>
           <w:tcPr>
-            <w:tcW w:w="499" w:type="dxa"/>
+            <w:tcW w:w="494" w:type="dxa"/>
           </w:tcPr>
           <w:p>
             <w:pPr>
@@ -7847,7 +7915,7 @@
         </w:tc>
         <w:tc>
           <w:tcPr>
-            <w:tcW w:w="1861" w:type="dxa"/>
+            <w:tcW w:w="1853" w:type="dxa"/>
           </w:tcPr>
           <w:p>
             <w:pPr>
@@ -7866,7 +7934,7 @@
         </w:tc>
         <w:tc>
           <w:tcPr>
-            <w:tcW w:w="2807" w:type="dxa"/>
+            <w:tcW w:w="2936" w:type="dxa"/>
           </w:tcPr>
           <w:p>
             <w:pPr>
@@ -7896,7 +7964,7 @@
         </w:tc>
         <w:tc>
           <w:tcPr>
-            <w:tcW w:w="2489" w:type="dxa"/>
+            <w:tcW w:w="2455" w:type="dxa"/>
           </w:tcPr>
           <w:p>
             <w:pPr>
@@ -7915,7 +7983,7 @@
         </w:tc>
         <w:tc>
           <w:tcPr>
-            <w:tcW w:w="1559" w:type="dxa"/>
+            <w:tcW w:w="1477" w:type="dxa"/>
           </w:tcPr>
           <w:p>
             <w:pPr>
@@ -7927,7 +7995,7 @@
       <w:tr>
         <w:tc>
           <w:tcPr>
-            <w:tcW w:w="499" w:type="dxa"/>
+            <w:tcW w:w="494" w:type="dxa"/>
           </w:tcPr>
           <w:p>
             <w:pPr>
@@ -7947,7 +8015,7 @@
         </w:tc>
         <w:tc>
           <w:tcPr>
-            <w:tcW w:w="1861" w:type="dxa"/>
+            <w:tcW w:w="1853" w:type="dxa"/>
           </w:tcPr>
           <w:p>
             <w:pPr>
@@ -7966,7 +8034,7 @@
         </w:tc>
         <w:tc>
           <w:tcPr>
-            <w:tcW w:w="2807" w:type="dxa"/>
+            <w:tcW w:w="2936" w:type="dxa"/>
           </w:tcPr>
           <w:p>
             <w:pPr>
@@ -7999,7 +8067,7 @@
         </w:tc>
         <w:tc>
           <w:tcPr>
-            <w:tcW w:w="2489" w:type="dxa"/>
+            <w:tcW w:w="2455" w:type="dxa"/>
           </w:tcPr>
           <w:p>
             <w:pPr>
@@ -8080,7 +8148,7 @@
         </w:tc>
         <w:tc>
           <w:tcPr>
-            <w:tcW w:w="1559" w:type="dxa"/>
+            <w:tcW w:w="1477" w:type="dxa"/>
           </w:tcPr>
           <w:p>
             <w:pPr>
@@ -8092,7 +8160,7 @@
       <w:tr>
         <w:tc>
           <w:tcPr>
-            <w:tcW w:w="499" w:type="dxa"/>
+            <w:tcW w:w="494" w:type="dxa"/>
           </w:tcPr>
           <w:p>
             <w:pPr>
@@ -8112,7 +8180,7 @@
         </w:tc>
         <w:tc>
           <w:tcPr>
-            <w:tcW w:w="1861" w:type="dxa"/>
+            <w:tcW w:w="1853" w:type="dxa"/>
           </w:tcPr>
           <w:p>
             <w:pPr>
@@ -8131,7 +8199,7 @@
         </w:tc>
         <w:tc>
           <w:tcPr>
-            <w:tcW w:w="2807" w:type="dxa"/>
+            <w:tcW w:w="2936" w:type="dxa"/>
           </w:tcPr>
           <w:p>
             <w:pPr>
@@ -8164,7 +8232,7 @@
         </w:tc>
         <w:tc>
           <w:tcPr>
-            <w:tcW w:w="2489" w:type="dxa"/>
+            <w:tcW w:w="2455" w:type="dxa"/>
           </w:tcPr>
           <w:p>
             <w:pPr>
@@ -8201,7 +8269,7 @@
         </w:tc>
         <w:tc>
           <w:tcPr>
-            <w:tcW w:w="1559" w:type="dxa"/>
+            <w:tcW w:w="1477" w:type="dxa"/>
           </w:tcPr>
           <w:p>
             <w:pPr>
@@ -8213,7 +8281,7 @@
       <w:tr>
         <w:tc>
           <w:tcPr>
-            <w:tcW w:w="499" w:type="dxa"/>
+            <w:tcW w:w="494" w:type="dxa"/>
           </w:tcPr>
           <w:p>
             <w:pPr>
@@ -8233,7 +8301,7 @@
         </w:tc>
         <w:tc>
           <w:tcPr>
-            <w:tcW w:w="1861" w:type="dxa"/>
+            <w:tcW w:w="1853" w:type="dxa"/>
           </w:tcPr>
           <w:p>
             <w:pPr>
@@ -8252,7 +8320,7 @@
         </w:tc>
         <w:tc>
           <w:tcPr>
-            <w:tcW w:w="2807" w:type="dxa"/>
+            <w:tcW w:w="2936" w:type="dxa"/>
           </w:tcPr>
           <w:p>
             <w:pPr>
@@ -8285,7 +8353,7 @@
         </w:tc>
         <w:tc>
           <w:tcPr>
-            <w:tcW w:w="2489" w:type="dxa"/>
+            <w:tcW w:w="2455" w:type="dxa"/>
           </w:tcPr>
           <w:p>
             <w:pPr>
@@ -8304,7 +8372,7 @@
         </w:tc>
         <w:tc>
           <w:tcPr>
-            <w:tcW w:w="1559" w:type="dxa"/>
+            <w:tcW w:w="1477" w:type="dxa"/>
           </w:tcPr>
           <w:p>
             <w:pPr>
@@ -8316,7 +8384,7 @@
       <w:tr>
         <w:tc>
           <w:tcPr>
-            <w:tcW w:w="499" w:type="dxa"/>
+            <w:tcW w:w="494" w:type="dxa"/>
           </w:tcPr>
           <w:p>
             <w:pPr>
@@ -8335,7 +8403,7 @@
         </w:tc>
         <w:tc>
           <w:tcPr>
-            <w:tcW w:w="1861" w:type="dxa"/>
+            <w:tcW w:w="1853" w:type="dxa"/>
           </w:tcPr>
           <w:p>
             <w:pPr>
@@ -8354,7 +8422,7 @@
         </w:tc>
         <w:tc>
           <w:tcPr>
-            <w:tcW w:w="2807" w:type="dxa"/>
+            <w:tcW w:w="2936" w:type="dxa"/>
           </w:tcPr>
           <w:p>
             <w:pPr>
@@ -8387,7 +8455,7 @@
         </w:tc>
         <w:tc>
           <w:tcPr>
-            <w:tcW w:w="2489" w:type="dxa"/>
+            <w:tcW w:w="2455" w:type="dxa"/>
           </w:tcPr>
           <w:p>
             <w:pPr>
@@ -8406,7 +8474,7 @@
         </w:tc>
         <w:tc>
           <w:tcPr>
-            <w:tcW w:w="1559" w:type="dxa"/>
+            <w:tcW w:w="1477" w:type="dxa"/>
           </w:tcPr>
           <w:p>
             <w:pPr>
@@ -8418,7 +8486,7 @@
       <w:tr>
         <w:tc>
           <w:tcPr>
-            <w:tcW w:w="499" w:type="dxa"/>
+            <w:tcW w:w="494" w:type="dxa"/>
           </w:tcPr>
           <w:p>
             <w:pPr>
@@ -8437,7 +8505,7 @@
         </w:tc>
         <w:tc>
           <w:tcPr>
-            <w:tcW w:w="1861" w:type="dxa"/>
+            <w:tcW w:w="1853" w:type="dxa"/>
           </w:tcPr>
           <w:p>
             <w:pPr>
@@ -8453,7 +8521,7 @@
         </w:tc>
         <w:tc>
           <w:tcPr>
-            <w:tcW w:w="2807" w:type="dxa"/>
+            <w:tcW w:w="2936" w:type="dxa"/>
           </w:tcPr>
           <w:p>
             <w:pPr>
@@ -8472,7 +8540,7 @@
         </w:tc>
         <w:tc>
           <w:tcPr>
-            <w:tcW w:w="2489" w:type="dxa"/>
+            <w:tcW w:w="2455" w:type="dxa"/>
           </w:tcPr>
           <w:p>
             <w:pPr>
@@ -8488,7 +8556,7 @@
         </w:tc>
         <w:tc>
           <w:tcPr>
-            <w:tcW w:w="1559" w:type="dxa"/>
+            <w:tcW w:w="1477" w:type="dxa"/>
           </w:tcPr>
           <w:p>
             <w:pPr>
@@ -8500,7 +8568,7 @@
       <w:tr>
         <w:tc>
           <w:tcPr>
-            <w:tcW w:w="499" w:type="dxa"/>
+            <w:tcW w:w="494" w:type="dxa"/>
           </w:tcPr>
           <w:p>
             <w:pPr>
@@ -8519,7 +8587,7 @@
         </w:tc>
         <w:tc>
           <w:tcPr>
-            <w:tcW w:w="1861" w:type="dxa"/>
+            <w:tcW w:w="1853" w:type="dxa"/>
           </w:tcPr>
           <w:p>
             <w:pPr>
@@ -8538,7 +8606,7 @@
         </w:tc>
         <w:tc>
           <w:tcPr>
-            <w:tcW w:w="2807" w:type="dxa"/>
+            <w:tcW w:w="2936" w:type="dxa"/>
           </w:tcPr>
           <w:p>
             <w:pPr>
@@ -8571,7 +8639,7 @@
         </w:tc>
         <w:tc>
           <w:tcPr>
-            <w:tcW w:w="2489" w:type="dxa"/>
+            <w:tcW w:w="2455" w:type="dxa"/>
           </w:tcPr>
           <w:p>
             <w:pPr>
@@ -8590,7 +8658,7 @@
         </w:tc>
         <w:tc>
           <w:tcPr>
-            <w:tcW w:w="1559" w:type="dxa"/>
+            <w:tcW w:w="1477" w:type="dxa"/>
           </w:tcPr>
           <w:p>
             <w:pPr>
@@ -8602,7 +8670,7 @@
       <w:tr>
         <w:tc>
           <w:tcPr>
-            <w:tcW w:w="499" w:type="dxa"/>
+            <w:tcW w:w="494" w:type="dxa"/>
           </w:tcPr>
           <w:p>
             <w:pPr>
@@ -8621,7 +8689,7 @@
         </w:tc>
         <w:tc>
           <w:tcPr>
-            <w:tcW w:w="1861" w:type="dxa"/>
+            <w:tcW w:w="1853" w:type="dxa"/>
           </w:tcPr>
           <w:p>
             <w:pPr>
@@ -8640,7 +8708,7 @@
         </w:tc>
         <w:tc>
           <w:tcPr>
-            <w:tcW w:w="2807" w:type="dxa"/>
+            <w:tcW w:w="2936" w:type="dxa"/>
           </w:tcPr>
           <w:p>
             <w:pPr>
@@ -8656,7 +8724,7 @@
         </w:tc>
         <w:tc>
           <w:tcPr>
-            <w:tcW w:w="2489" w:type="dxa"/>
+            <w:tcW w:w="2455" w:type="dxa"/>
           </w:tcPr>
           <w:p>
             <w:pPr>
@@ -8675,7 +8743,7 @@
         </w:tc>
         <w:tc>
           <w:tcPr>
-            <w:tcW w:w="1559" w:type="dxa"/>
+            <w:tcW w:w="1477" w:type="dxa"/>
           </w:tcPr>
           <w:p>
             <w:pPr>
@@ -8687,7 +8755,7 @@
       <w:tr>
         <w:tc>
           <w:tcPr>
-            <w:tcW w:w="499" w:type="dxa"/>
+            <w:tcW w:w="494" w:type="dxa"/>
           </w:tcPr>
           <w:p>
             <w:pPr>
@@ -8706,7 +8774,7 @@
         </w:tc>
         <w:tc>
           <w:tcPr>
-            <w:tcW w:w="1861" w:type="dxa"/>
+            <w:tcW w:w="1853" w:type="dxa"/>
           </w:tcPr>
           <w:p>
             <w:pPr>
@@ -8725,7 +8793,7 @@
         </w:tc>
         <w:tc>
           <w:tcPr>
-            <w:tcW w:w="2807" w:type="dxa"/>
+            <w:tcW w:w="2936" w:type="dxa"/>
           </w:tcPr>
           <w:p>
             <w:pPr>
@@ -8744,7 +8812,7 @@
         </w:tc>
         <w:tc>
           <w:tcPr>
-            <w:tcW w:w="2489" w:type="dxa"/>
+            <w:tcW w:w="2455" w:type="dxa"/>
           </w:tcPr>
           <w:p>
             <w:pPr>
@@ -8763,7 +8831,7 @@
         </w:tc>
         <w:tc>
           <w:tcPr>
-            <w:tcW w:w="1559" w:type="dxa"/>
+            <w:tcW w:w="1477" w:type="dxa"/>
           </w:tcPr>
           <w:p>
             <w:pPr>
@@ -8775,7 +8843,7 @@
       <w:tr>
         <w:tc>
           <w:tcPr>
-            <w:tcW w:w="499" w:type="dxa"/>
+            <w:tcW w:w="494" w:type="dxa"/>
           </w:tcPr>
           <w:p>
             <w:pPr>
@@ -8794,7 +8862,7 @@
         </w:tc>
         <w:tc>
           <w:tcPr>
-            <w:tcW w:w="1861" w:type="dxa"/>
+            <w:tcW w:w="1853" w:type="dxa"/>
           </w:tcPr>
           <w:p>
             <w:pPr>
@@ -8813,7 +8881,7 @@
         </w:tc>
         <w:tc>
           <w:tcPr>
-            <w:tcW w:w="2807" w:type="dxa"/>
+            <w:tcW w:w="2936" w:type="dxa"/>
           </w:tcPr>
           <w:p>
             <w:pPr>
@@ -8829,7 +8897,7 @@
         </w:tc>
         <w:tc>
           <w:tcPr>
-            <w:tcW w:w="2489" w:type="dxa"/>
+            <w:tcW w:w="2455" w:type="dxa"/>
           </w:tcPr>
           <w:p>
             <w:pPr>
@@ -8845,7 +8913,7 @@
         </w:tc>
         <w:tc>
           <w:tcPr>
-            <w:tcW w:w="1559" w:type="dxa"/>
+            <w:tcW w:w="1477" w:type="dxa"/>
           </w:tcPr>
           <w:p>
             <w:pPr>
@@ -8857,7 +8925,7 @@
       <w:tr>
         <w:tc>
           <w:tcPr>
-            <w:tcW w:w="499" w:type="dxa"/>
+            <w:tcW w:w="494" w:type="dxa"/>
           </w:tcPr>
           <w:p>
             <w:pPr>
@@ -8876,7 +8944,7 @@
         </w:tc>
         <w:tc>
           <w:tcPr>
-            <w:tcW w:w="1861" w:type="dxa"/>
+            <w:tcW w:w="1853" w:type="dxa"/>
           </w:tcPr>
           <w:p>
             <w:pPr>
@@ -8895,7 +8963,7 @@
         </w:tc>
         <w:tc>
           <w:tcPr>
-            <w:tcW w:w="2807" w:type="dxa"/>
+            <w:tcW w:w="2936" w:type="dxa"/>
           </w:tcPr>
           <w:p>
             <w:pPr>
@@ -8911,7 +8979,7 @@
         </w:tc>
         <w:tc>
           <w:tcPr>
-            <w:tcW w:w="2489" w:type="dxa"/>
+            <w:tcW w:w="2455" w:type="dxa"/>
           </w:tcPr>
           <w:p>
             <w:pPr>
@@ -8927,7 +8995,7 @@
         </w:tc>
         <w:tc>
           <w:tcPr>
-            <w:tcW w:w="1559" w:type="dxa"/>
+            <w:tcW w:w="1477" w:type="dxa"/>
           </w:tcPr>
           <w:p>
             <w:pPr>
@@ -8939,7 +9007,7 @@
       <w:tr>
         <w:tc>
           <w:tcPr>
-            <w:tcW w:w="499" w:type="dxa"/>
+            <w:tcW w:w="494" w:type="dxa"/>
           </w:tcPr>
           <w:p>
             <w:pPr>
@@ -8958,30 +9026,30 @@
         </w:tc>
         <w:tc>
           <w:tcPr>
-            <w:tcW w:w="1861" w:type="dxa"/>
-          </w:tcPr>
-          <w:p>
-            <w:pPr>
-              <w:ind w:left="0"/>
-            </w:pPr>
-            <w:r>
-              <w:rPr>
-                <w:rFonts w:eastAsiaTheme="minorEastAsia" w:hint="eastAsia"/>
-              </w:rPr>
-              <w:t xml:space="preserve">TEXT[(M)] [CHARACTER SET charset_name] </w:t>
+            <w:tcW w:w="1853" w:type="dxa"/>
+          </w:tcPr>
+          <w:p>
+            <w:pPr>
+              <w:ind w:left="0"/>
+            </w:pPr>
+            <w:r>
+              <w:rPr>
+                <w:rFonts w:eastAsiaTheme="minorEastAsia" w:hint="eastAsia"/>
+              </w:rPr>
+              <w:t xml:space="preserve">TEXT[(M)] </w:t>
             </w:r>
             <w:r>
               <w:rPr>
                 <w:rFonts w:eastAsiaTheme="minorEastAsia" w:hint="eastAsia"/>
               </w:rPr>
               <w:lastRenderedPageBreak/>
-              <w:t>[COLLATE collation_name]</w:t>
-            </w:r>
-          </w:p>
-        </w:tc>
-        <w:tc>
-          <w:tcPr>
-            <w:tcW w:w="2807" w:type="dxa"/>
+              <w:t>[CHARACTER SET charset_name] [COLLATE collation_name]</w:t>
+            </w:r>
+          </w:p>
+        </w:tc>
+        <w:tc>
+          <w:tcPr>
+            <w:tcW w:w="2936" w:type="dxa"/>
           </w:tcPr>
           <w:p>
             <w:pPr>
@@ -8998,7 +9066,7 @@
         </w:tc>
         <w:tc>
           <w:tcPr>
-            <w:tcW w:w="2489" w:type="dxa"/>
+            <w:tcW w:w="2455" w:type="dxa"/>
           </w:tcPr>
           <w:p>
             <w:pPr>
@@ -9014,7 +9082,7 @@
         </w:tc>
         <w:tc>
           <w:tcPr>
-            <w:tcW w:w="1559" w:type="dxa"/>
+            <w:tcW w:w="1477" w:type="dxa"/>
           </w:tcPr>
           <w:p>
             <w:pPr>
@@ -9026,7 +9094,7 @@
       <w:tr>
         <w:tc>
           <w:tcPr>
-            <w:tcW w:w="499" w:type="dxa"/>
+            <w:tcW w:w="494" w:type="dxa"/>
           </w:tcPr>
           <w:p>
             <w:pPr>
@@ -9046,7 +9114,7 @@
         </w:tc>
         <w:tc>
           <w:tcPr>
-            <w:tcW w:w="1861" w:type="dxa"/>
+            <w:tcW w:w="1853" w:type="dxa"/>
           </w:tcPr>
           <w:p>
             <w:pPr>
@@ -9065,7 +9133,7 @@
         </w:tc>
         <w:tc>
           <w:tcPr>
-            <w:tcW w:w="2807" w:type="dxa"/>
+            <w:tcW w:w="2936" w:type="dxa"/>
           </w:tcPr>
           <w:p>
             <w:pPr>
@@ -9084,7 +9152,7 @@
         </w:tc>
         <w:tc>
           <w:tcPr>
-            <w:tcW w:w="2489" w:type="dxa"/>
+            <w:tcW w:w="2455" w:type="dxa"/>
           </w:tcPr>
           <w:p>
             <w:pPr>
@@ -9100,7 +9168,7 @@
         </w:tc>
         <w:tc>
           <w:tcPr>
-            <w:tcW w:w="1559" w:type="dxa"/>
+            <w:tcW w:w="1477" w:type="dxa"/>
           </w:tcPr>
           <w:p>
             <w:pPr>
@@ -9112,7 +9180,7 @@
       <w:tr>
         <w:tc>
           <w:tcPr>
-            <w:tcW w:w="499" w:type="dxa"/>
+            <w:tcW w:w="494" w:type="dxa"/>
           </w:tcPr>
           <w:p>
             <w:pPr>
@@ -9131,7 +9199,7 @@
         </w:tc>
         <w:tc>
           <w:tcPr>
-            <w:tcW w:w="1861" w:type="dxa"/>
+            <w:tcW w:w="1853" w:type="dxa"/>
           </w:tcPr>
           <w:p>
             <w:pPr>
@@ -9147,7 +9215,7 @@
         </w:tc>
         <w:tc>
           <w:tcPr>
-            <w:tcW w:w="2807" w:type="dxa"/>
+            <w:tcW w:w="2936" w:type="dxa"/>
           </w:tcPr>
           <w:p>
             <w:pPr>
@@ -9163,7 +9231,7 @@
         </w:tc>
         <w:tc>
           <w:tcPr>
-            <w:tcW w:w="2489" w:type="dxa"/>
+            <w:tcW w:w="2455" w:type="dxa"/>
           </w:tcPr>
           <w:p>
             <w:pPr>
@@ -9179,7 +9247,7 @@
         </w:tc>
         <w:tc>
           <w:tcPr>
-            <w:tcW w:w="1559" w:type="dxa"/>
+            <w:tcW w:w="1477" w:type="dxa"/>
           </w:tcPr>
           <w:p>
             <w:pPr>
@@ -9191,7 +9259,7 @@
       <w:tr>
         <w:tc>
           <w:tcPr>
-            <w:tcW w:w="499" w:type="dxa"/>
+            <w:tcW w:w="494" w:type="dxa"/>
           </w:tcPr>
           <w:p>
             <w:pPr>
@@ -9210,7 +9278,7 @@
         </w:tc>
         <w:tc>
           <w:tcPr>
-            <w:tcW w:w="1861" w:type="dxa"/>
+            <w:tcW w:w="1853" w:type="dxa"/>
           </w:tcPr>
           <w:p>
             <w:pPr>
@@ -9229,7 +9297,7 @@
         </w:tc>
         <w:tc>
           <w:tcPr>
-            <w:tcW w:w="2807" w:type="dxa"/>
+            <w:tcW w:w="2936" w:type="dxa"/>
           </w:tcPr>
           <w:p>
             <w:pPr>
@@ -9248,7 +9316,7 @@
         </w:tc>
         <w:tc>
           <w:tcPr>
-            <w:tcW w:w="2489" w:type="dxa"/>
+            <w:tcW w:w="2455" w:type="dxa"/>
           </w:tcPr>
           <w:p>
             <w:pPr>
@@ -9264,7 +9332,7 @@
         </w:tc>
         <w:tc>
           <w:tcPr>
-            <w:tcW w:w="1559" w:type="dxa"/>
+            <w:tcW w:w="1477" w:type="dxa"/>
           </w:tcPr>
           <w:p>
             <w:pPr>
@@ -9276,7 +9344,7 @@
       <w:tr>
         <w:tc>
           <w:tcPr>
-            <w:tcW w:w="499" w:type="dxa"/>
+            <w:tcW w:w="494" w:type="dxa"/>
           </w:tcPr>
           <w:p>
             <w:pPr>
@@ -9295,7 +9363,7 @@
         </w:tc>
         <w:tc>
           <w:tcPr>
-            <w:tcW w:w="1861" w:type="dxa"/>
+            <w:tcW w:w="1853" w:type="dxa"/>
           </w:tcPr>
           <w:p>
             <w:pPr>
@@ -9311,7 +9379,7 @@
         </w:tc>
         <w:tc>
           <w:tcPr>
-            <w:tcW w:w="2807" w:type="dxa"/>
+            <w:tcW w:w="2936" w:type="dxa"/>
           </w:tcPr>
           <w:p>
             <w:pPr>
@@ -9327,7 +9395,7 @@
         </w:tc>
         <w:tc>
           <w:tcPr>
-            <w:tcW w:w="2489" w:type="dxa"/>
+            <w:tcW w:w="2455" w:type="dxa"/>
           </w:tcPr>
           <w:p>
             <w:pPr>
@@ -9343,7 +9411,7 @@
         </w:tc>
         <w:tc>
           <w:tcPr>
-            <w:tcW w:w="1559" w:type="dxa"/>
+            <w:tcW w:w="1477" w:type="dxa"/>
           </w:tcPr>
           <w:p>
             <w:pPr>
@@ -9355,7 +9423,7 @@
       <w:tr>
         <w:tc>
           <w:tcPr>
-            <w:tcW w:w="499" w:type="dxa"/>
+            <w:tcW w:w="494" w:type="dxa"/>
           </w:tcPr>
           <w:p>
             <w:pPr>
@@ -9374,7 +9442,7 @@
         </w:tc>
         <w:tc>
           <w:tcPr>
-            <w:tcW w:w="1861" w:type="dxa"/>
+            <w:tcW w:w="1853" w:type="dxa"/>
           </w:tcPr>
           <w:p>
             <w:pPr>
@@ -9393,7 +9461,7 @@
         </w:tc>
         <w:tc>
           <w:tcPr>
-            <w:tcW w:w="2807" w:type="dxa"/>
+            <w:tcW w:w="2936" w:type="dxa"/>
           </w:tcPr>
           <w:p>
             <w:pPr>
@@ -9423,7 +9491,7 @@
         </w:tc>
         <w:tc>
           <w:tcPr>
-            <w:tcW w:w="2489" w:type="dxa"/>
+            <w:tcW w:w="2455" w:type="dxa"/>
           </w:tcPr>
           <w:p>
             <w:pPr>
@@ -9439,7 +9507,7 @@
         </w:tc>
         <w:tc>
           <w:tcPr>
-            <w:tcW w:w="1559" w:type="dxa"/>
+            <w:tcW w:w="1477" w:type="dxa"/>
           </w:tcPr>
           <w:p>
             <w:pPr>
@@ -9451,7 +9519,7 @@
       <w:tr>
         <w:tc>
           <w:tcPr>
-            <w:tcW w:w="499" w:type="dxa"/>
+            <w:tcW w:w="494" w:type="dxa"/>
           </w:tcPr>
           <w:p>
             <w:pPr>
@@ -9470,7 +9538,7 @@
         </w:tc>
         <w:tc>
           <w:tcPr>
-            <w:tcW w:w="1861" w:type="dxa"/>
+            <w:tcW w:w="1853" w:type="dxa"/>
           </w:tcPr>
           <w:p>
             <w:pPr>
@@ -9489,7 +9557,7 @@
         </w:tc>
         <w:tc>
           <w:tcPr>
-            <w:tcW w:w="2807" w:type="dxa"/>
+            <w:tcW w:w="2936" w:type="dxa"/>
           </w:tcPr>
           <w:p>
             <w:pPr>
@@ -9519,7 +9587,7 @@
         </w:tc>
         <w:tc>
           <w:tcPr>
-            <w:tcW w:w="2489" w:type="dxa"/>
+            <w:tcW w:w="2455" w:type="dxa"/>
           </w:tcPr>
           <w:p>
             <w:pPr>
@@ -9535,7 +9603,7 @@
         </w:tc>
         <w:tc>
           <w:tcPr>
-            <w:tcW w:w="1559" w:type="dxa"/>
+            <w:tcW w:w="1477" w:type="dxa"/>
           </w:tcPr>
           <w:p>
             <w:pPr>
@@ -9547,7 +9615,7 @@
       <w:tr>
         <w:tc>
           <w:tcPr>
-            <w:tcW w:w="499" w:type="dxa"/>
+            <w:tcW w:w="494" w:type="dxa"/>
           </w:tcPr>
           <w:p>
             <w:pPr>
@@ -9566,7 +9634,7 @@
         </w:tc>
         <w:tc>
           <w:tcPr>
-            <w:tcW w:w="1861" w:type="dxa"/>
+            <w:tcW w:w="1853" w:type="dxa"/>
           </w:tcPr>
           <w:p>
             <w:pPr>
@@ -9585,7 +9653,7 @@
         </w:tc>
         <w:tc>
           <w:tcPr>
-            <w:tcW w:w="2807" w:type="dxa"/>
+            <w:tcW w:w="2936" w:type="dxa"/>
           </w:tcPr>
           <w:p>
             <w:pPr>
@@ -9604,7 +9672,7 @@
         </w:tc>
         <w:tc>
           <w:tcPr>
-            <w:tcW w:w="2489" w:type="dxa"/>
+            <w:tcW w:w="2455" w:type="dxa"/>
           </w:tcPr>
           <w:p>
             <w:pPr>
@@ -9623,7 +9691,7 @@
         </w:tc>
         <w:tc>
           <w:tcPr>
-            <w:tcW w:w="1559" w:type="dxa"/>
+            <w:tcW w:w="1477" w:type="dxa"/>
           </w:tcPr>
           <w:p>
             <w:pPr>
@@ -9635,7 +9703,7 @@
       <w:tr>
         <w:tc>
           <w:tcPr>
-            <w:tcW w:w="499" w:type="dxa"/>
+            <w:tcW w:w="494" w:type="dxa"/>
           </w:tcPr>
           <w:p>
             <w:pPr>
@@ -9654,7 +9722,7 @@
         </w:tc>
         <w:tc>
           <w:tcPr>
-            <w:tcW w:w="1861" w:type="dxa"/>
+            <w:tcW w:w="1853" w:type="dxa"/>
           </w:tcPr>
           <w:p>
             <w:pPr>
@@ -9673,7 +9741,7 @@
         </w:tc>
         <w:tc>
           <w:tcPr>
-            <w:tcW w:w="2807" w:type="dxa"/>
+            <w:tcW w:w="2936" w:type="dxa"/>
           </w:tcPr>
           <w:p>
             <w:pPr>
@@ -9692,7 +9760,7 @@
         </w:tc>
         <w:tc>
           <w:tcPr>
-            <w:tcW w:w="2489" w:type="dxa"/>
+            <w:tcW w:w="2455" w:type="dxa"/>
           </w:tcPr>
           <w:p>
             <w:pPr>
@@ -9708,7 +9776,7 @@
         </w:tc>
         <w:tc>
           <w:tcPr>
-            <w:tcW w:w="1559" w:type="dxa"/>
+            <w:tcW w:w="1477" w:type="dxa"/>
           </w:tcPr>
           <w:p>
             <w:pPr>
@@ -9729,13 +9797,13 @@
       <w:tr>
         <w:tc>
           <w:tcPr>
-            <w:tcW w:w="499" w:type="dxa"/>
-          </w:tcPr>
-          <w:p>
-            <w:pPr>
-              <w:ind w:left="0"/>
-              <w:rPr>
-                <w:rFonts w:eastAsiaTheme="minorEastAsia" w:hint="eastAsia"/>
+            <w:tcW w:w="494" w:type="dxa"/>
+          </w:tcPr>
+          <w:p>
+            <w:pPr>
+              <w:ind w:left="0"/>
+              <w:rPr>
+                <w:rFonts w:eastAsiaTheme="minorEastAsia"/>
               </w:rPr>
             </w:pPr>
             <w:r>
@@ -9748,13 +9816,13 @@
         </w:tc>
         <w:tc>
           <w:tcPr>
-            <w:tcW w:w="1861" w:type="dxa"/>
-          </w:tcPr>
-          <w:p>
-            <w:pPr>
-              <w:ind w:left="0"/>
-              <w:rPr>
-                <w:rFonts w:eastAsiaTheme="minorEastAsia" w:hint="eastAsia"/>
+            <w:tcW w:w="1853" w:type="dxa"/>
+          </w:tcPr>
+          <w:p>
+            <w:pPr>
+              <w:ind w:left="0"/>
+              <w:rPr>
+                <w:rFonts w:eastAsiaTheme="minorEastAsia"/>
               </w:rPr>
             </w:pPr>
             <w:r>
@@ -9767,14 +9835,11 @@
         </w:tc>
         <w:tc>
           <w:tcPr>
-            <w:tcW w:w="2807" w:type="dxa"/>
-          </w:tcPr>
-          <w:p>
-            <w:pPr>
-              <w:ind w:left="0"/>
-              <w:rPr>
-                <w:rFonts w:hint="eastAsia"/>
-              </w:rPr>
+            <w:tcW w:w="2936" w:type="dxa"/>
+          </w:tcPr>
+          <w:p>
+            <w:pPr>
+              <w:ind w:left="0"/>
             </w:pPr>
             <w:r>
               <w:rPr>
@@ -9786,13 +9851,13 @@
         </w:tc>
         <w:tc>
           <w:tcPr>
-            <w:tcW w:w="2489" w:type="dxa"/>
-          </w:tcPr>
-          <w:p>
-            <w:pPr>
-              <w:ind w:left="0"/>
-              <w:rPr>
-                <w:rFonts w:eastAsiaTheme="minorEastAsia" w:hint="eastAsia"/>
+            <w:tcW w:w="2455" w:type="dxa"/>
+          </w:tcPr>
+          <w:p>
+            <w:pPr>
+              <w:ind w:left="0"/>
+              <w:rPr>
+                <w:rFonts w:eastAsiaTheme="minorEastAsia"/>
               </w:rPr>
             </w:pPr>
             <w:r>
@@ -9805,14 +9870,11 @@
         </w:tc>
         <w:tc>
           <w:tcPr>
-            <w:tcW w:w="1559" w:type="dxa"/>
-          </w:tcPr>
-          <w:p>
-            <w:pPr>
-              <w:ind w:left="0"/>
-              <w:rPr>
-                <w:rFonts w:hint="eastAsia"/>
-              </w:rPr>
+            <w:tcW w:w="1477" w:type="dxa"/>
+          </w:tcPr>
+          <w:p>
+            <w:pPr>
+              <w:ind w:left="0"/>
             </w:pPr>
           </w:p>
         </w:tc>

--- a/internal_doc/03.开发设计/mysql/Story-SequoiaSQL-MySQL数据类型映射.docx
+++ b/internal_doc/03.开发设计/mysql/Story-SequoiaSQL-MySQL数据类型映射.docx
@@ -8094,7 +8094,25 @@
               <w:rPr>
                 <w:rFonts w:eastAsiaTheme="minorEastAsia" w:hint="eastAsia"/>
               </w:rPr>
-              <w:t>（字符形式的</w:t>
+              <w:t>（</w:t>
+            </w:r>
+            <w:r>
+              <w:rPr>
+                <w:rFonts w:eastAsiaTheme="minorEastAsia" w:hint="eastAsia"/>
+              </w:rPr>
+              <w:t>'HHMMSS[.fraction]'</w:t>
+            </w:r>
+            <w:r>
+              <w:rPr>
+                <w:rFonts w:eastAsiaTheme="minorEastAsia" w:hint="eastAsia"/>
+              </w:rPr>
+              <w:t>格</w:t>
+            </w:r>
+            <w:r>
+              <w:rPr>
+                <w:rFonts w:eastAsiaTheme="minorEastAsia" w:hint="eastAsia"/>
+              </w:rPr>
+              <w:t>式的</w:t>
             </w:r>
             <w:r>
               <w:rPr>
@@ -9020,6 +9038,7 @@
               <w:rPr>
                 <w:rFonts w:eastAsiaTheme="minorEastAsia" w:hint="eastAsia"/>
               </w:rPr>
+              <w:lastRenderedPageBreak/>
               <w:t>23</w:t>
             </w:r>
           </w:p>
@@ -9036,14 +9055,7 @@
               <w:rPr>
                 <w:rFonts w:eastAsiaTheme="minorEastAsia" w:hint="eastAsia"/>
               </w:rPr>
-              <w:t xml:space="preserve">TEXT[(M)] </w:t>
-            </w:r>
-            <w:r>
-              <w:rPr>
-                <w:rFonts w:eastAsiaTheme="minorEastAsia" w:hint="eastAsia"/>
-              </w:rPr>
-              <w:lastRenderedPageBreak/>
-              <w:t>[CHARACTER SET charset_name] [COLLATE collation_name]</w:t>
+              <w:t>TEXT[(M)] [CHARACTER SET charset_name] [COLLATE collation_name]</w:t>
             </w:r>
           </w:p>
         </w:tc>
@@ -9059,7 +9071,6 @@
               <w:rPr>
                 <w:rFonts w:eastAsiaTheme="minorEastAsia" w:hint="eastAsia"/>
               </w:rPr>
-              <w:lastRenderedPageBreak/>
               <w:t>MYSQL_TYPE_BLOB</w:t>
             </w:r>
           </w:p>
@@ -9107,7 +9118,6 @@
               <w:rPr>
                 <w:rFonts w:eastAsiaTheme="minorEastAsia" w:hint="eastAsia"/>
               </w:rPr>
-              <w:lastRenderedPageBreak/>
               <w:t>24</w:t>
             </w:r>
           </w:p>

--- a/internal_doc/03.开发设计/mysql/Story-SequoiaSQL-MySQL数据类型映射.docx
+++ b/internal_doc/03.开发设计/mysql/Story-SequoiaSQL-MySQL数据类型映射.docx
@@ -9780,7 +9780,7 @@
               <w:rPr>
                 <w:rFonts w:eastAsiaTheme="minorEastAsia" w:hint="eastAsia"/>
               </w:rPr>
-              <w:t>String</w:t>
+              <w:t>Binary</w:t>
             </w:r>
           </w:p>
         </w:tc>

--- a/internal_doc/03.开发设计/mysql/Story-SequoiaSQL-MySQL数据类型映射.docx
+++ b/internal_doc/03.开发设计/mysql/Story-SequoiaSQL-MySQL数据类型映射.docx
@@ -1,10 +1,10 @@
 
 <file path=word/document.xml><?xml version="1.0" encoding="utf-8"?>
-<w:document xmlns:ve="http://schemas.openxmlformats.org/markup-compatibility/2006" xmlns:o="urn:schemas-microsoft-com:office:office" xmlns:r="http://schemas.openxmlformats.org/officeDocument/2006/relationships" xmlns:m="http://schemas.openxmlformats.org/officeDocument/2006/math" xmlns:v="urn:schemas-microsoft-com:vml" xmlns:wp="http://schemas.openxmlformats.org/drawingml/2006/wordprocessingDrawing" xmlns:w10="urn:schemas-microsoft-com:office:word" xmlns:w="http://schemas.openxmlformats.org/wordprocessingml/2006/main" xmlns:wne="http://schemas.microsoft.com/office/word/2006/wordml">
+<w:document xmlns:wpc="http://schemas.microsoft.com/office/word/2010/wordprocessingCanvas" xmlns:cx="http://schemas.microsoft.com/office/drawing/2014/chartex" xmlns:mc="http://schemas.openxmlformats.org/markup-compatibility/2006" xmlns:o="urn:schemas-microsoft-com:office:office" xmlns:r="http://schemas.openxmlformats.org/officeDocument/2006/relationships" xmlns:m="http://schemas.openxmlformats.org/officeDocument/2006/math" xmlns:v="urn:schemas-microsoft-com:vml" xmlns:wp14="http://schemas.microsoft.com/office/word/2010/wordprocessingDrawing" xmlns:wp="http://schemas.openxmlformats.org/drawingml/2006/wordprocessingDrawing" xmlns:w10="urn:schemas-microsoft-com:office:word" xmlns:w="http://schemas.openxmlformats.org/wordprocessingml/2006/main" xmlns:w14="http://schemas.microsoft.com/office/word/2010/wordml" xmlns:w15="http://schemas.microsoft.com/office/word/2012/wordml" xmlns:w16se="http://schemas.microsoft.com/office/word/2015/wordml/symex" xmlns:wpg="http://schemas.microsoft.com/office/word/2010/wordprocessingGroup" xmlns:wpi="http://schemas.microsoft.com/office/word/2010/wordprocessingInk" xmlns:wne="http://schemas.microsoft.com/office/word/2006/wordml" xmlns:wps="http://schemas.microsoft.com/office/word/2010/wordprocessingShape" mc:Ignorable="w14 w15 w16se wp14">
   <w:body>
     <w:p>
       <w:pPr>
-        <w:pStyle w:val="Title"/>
+        <w:pStyle w:val="a5"/>
       </w:pPr>
       <w:r>
         <w:t>MySQL-SequoiaDB</w:t>
@@ -15,10 +15,10 @@
     </w:p>
     <w:tbl>
       <w:tblPr>
-        <w:tblStyle w:val="TableGrid"/>
+        <w:tblStyle w:val="a8"/>
         <w:tblW w:w="0" w:type="auto"/>
         <w:tblInd w:w="357" w:type="dxa"/>
-        <w:tblLook w:val="04A0"/>
+        <w:tblLook w:val="04A0" w:firstRow="1" w:lastRow="0" w:firstColumn="1" w:lastColumn="0" w:noHBand="0" w:noVBand="1"/>
       </w:tblPr>
       <w:tblGrid>
         <w:gridCol w:w="2728"/>
@@ -129,11 +129,63 @@
           </w:p>
         </w:tc>
       </w:tr>
+      <w:tr>
+        <w:tc>
+          <w:tcPr>
+            <w:tcW w:w="2728" w:type="dxa"/>
+            <w:tcBorders>
+              <w:top w:val="single" w:sz="4" w:space="0" w:color="000000" w:themeColor="text1"/>
+              <w:left w:val="single" w:sz="4" w:space="0" w:color="000000" w:themeColor="text1"/>
+              <w:bottom w:val="single" w:sz="4" w:space="0" w:color="000000" w:themeColor="text1"/>
+              <w:right w:val="single" w:sz="4" w:space="0" w:color="000000" w:themeColor="text1"/>
+            </w:tcBorders>
+          </w:tcPr>
+          <w:p>
+            <w:pPr>
+              <w:ind w:left="0"/>
+              <w:rPr>
+                <w:rFonts w:eastAsiaTheme="minorEastAsia" w:hint="eastAsia"/>
+              </w:rPr>
+            </w:pPr>
+            <w:r>
+              <w:rPr>
+                <w:rFonts w:eastAsiaTheme="minorEastAsia" w:hint="eastAsia"/>
+              </w:rPr>
+              <w:t>2019-04-22 yuweixing</w:t>
+            </w:r>
+          </w:p>
+        </w:tc>
+        <w:tc>
+          <w:tcPr>
+            <w:tcW w:w="5437" w:type="dxa"/>
+            <w:tcBorders>
+              <w:top w:val="single" w:sz="4" w:space="0" w:color="000000" w:themeColor="text1"/>
+              <w:left w:val="single" w:sz="4" w:space="0" w:color="000000" w:themeColor="text1"/>
+              <w:bottom w:val="single" w:sz="4" w:space="0" w:color="000000" w:themeColor="text1"/>
+              <w:right w:val="single" w:sz="4" w:space="0" w:color="000000" w:themeColor="text1"/>
+            </w:tcBorders>
+          </w:tcPr>
+          <w:p>
+            <w:pPr>
+              <w:ind w:left="0"/>
+              <w:rPr>
+                <w:rFonts w:eastAsiaTheme="minorEastAsia" w:hint="eastAsia"/>
+              </w:rPr>
+            </w:pPr>
+            <w:r>
+              <w:rPr>
+                <w:rFonts w:eastAsiaTheme="minorEastAsia" w:hint="eastAsia"/>
+              </w:rPr>
+              <w:t>modify</w:t>
+            </w:r>
+          </w:p>
+        </w:tc>
+      </w:tr>
     </w:tbl>
     <w:p/>
     <w:p>
       <w:pPr>
-        <w:pStyle w:val="Heading2"/>
+        <w:pStyle w:val="2"/>
       </w:pPr>
       <w:r>
         <w:t>Story</w:t>
@@ -167,7 +219,7 @@
     </w:p>
     <w:p>
       <w:pPr>
-        <w:pStyle w:val="Heading2"/>
+        <w:pStyle w:val="2"/>
       </w:pPr>
       <w:r>
         <w:t>Story</w:t>
@@ -181,7 +233,7 @@
     </w:p>
     <w:p>
       <w:pPr>
-        <w:pStyle w:val="ListParagraph"/>
+        <w:pStyle w:val="a7"/>
         <w:ind w:left="777" w:firstLineChars="0" w:firstLine="0"/>
         <w:rPr>
           <w:color w:val="000000" w:themeColor="text1"/>
@@ -250,7 +302,7 @@
     </w:p>
     <w:p>
       <w:pPr>
-        <w:pStyle w:val="ListParagraph"/>
+        <w:pStyle w:val="a7"/>
         <w:ind w:left="777" w:firstLineChars="0" w:firstLine="0"/>
         <w:rPr>
           <w:color w:val="000000" w:themeColor="text1"/>
@@ -371,7 +423,7 @@
     </w:p>
     <w:p>
       <w:pPr>
-        <w:pStyle w:val="Heading2"/>
+        <w:pStyle w:val="2"/>
       </w:pPr>
       <w:r>
         <w:t xml:space="preserve">Story </w:t>
@@ -477,7 +529,7 @@
     </w:p>
     <w:p>
       <w:pPr>
-        <w:pStyle w:val="Heading2"/>
+        <w:pStyle w:val="2"/>
       </w:pPr>
       <w:r>
         <w:t>Story</w:t>
@@ -578,7 +630,7 @@
     </w:p>
     <w:p>
       <w:pPr>
-        <w:pStyle w:val="Heading2"/>
+        <w:pStyle w:val="2"/>
       </w:pPr>
       <w:r>
         <w:t xml:space="preserve">Story </w:t>
@@ -592,7 +644,7 @@
     </w:p>
     <w:p>
       <w:pPr>
-        <w:pStyle w:val="Heading3"/>
+        <w:pStyle w:val="3"/>
       </w:pPr>
       <w:r>
         <w:rPr>
@@ -609,11 +661,11 @@
     </w:p>
     <w:tbl>
       <w:tblPr>
-        <w:tblStyle w:val="TableGrid"/>
+        <w:tblStyle w:val="a8"/>
         <w:tblW w:w="9814" w:type="dxa"/>
         <w:tblInd w:w="-318" w:type="dxa"/>
         <w:tblLayout w:type="fixed"/>
-        <w:tblLook w:val="04A0"/>
+        <w:tblLook w:val="04A0" w:firstRow="1" w:lastRow="0" w:firstColumn="1" w:lastColumn="0" w:noHBand="0" w:noVBand="1"/>
       </w:tblPr>
       <w:tblGrid>
         <w:gridCol w:w="568"/>
@@ -919,7 +971,14 @@
               <w:rPr>
                 <w:rFonts w:eastAsiaTheme="minorEastAsia" w:hint="eastAsia"/>
               </w:rPr>
-              <w:t>TINYINT[(M)][UNSIGNED][ZEROFILL]</w:t>
+              <w:t>TINYINT[(M)][UNSIG</w:t>
+            </w:r>
+            <w:r>
+              <w:rPr>
+                <w:rFonts w:eastAsiaTheme="minorEastAsia" w:hint="eastAsia"/>
+              </w:rPr>
+              <w:lastRenderedPageBreak/>
+              <w:t>NED][ZEROFILL]</w:t>
             </w:r>
           </w:p>
         </w:tc>
@@ -935,6 +994,7 @@
               <w:rPr>
                 <w:rFonts w:eastAsiaTheme="minorEastAsia" w:hint="eastAsia"/>
               </w:rPr>
+              <w:lastRenderedPageBreak/>
               <w:t>MYSQL_TYPE_TINY</w:t>
             </w:r>
           </w:p>
@@ -978,7 +1038,14 @@
               <w:rPr>
                 <w:rFonts w:eastAsiaTheme="minorEastAsia" w:hint="eastAsia"/>
               </w:rPr>
-              <w:t>，无符号型范围是</w:t>
+              <w:t>，无符</w:t>
+            </w:r>
+            <w:r>
+              <w:rPr>
+                <w:rFonts w:eastAsiaTheme="minorEastAsia" w:hint="eastAsia"/>
+              </w:rPr>
+              <w:lastRenderedPageBreak/>
+              <w:t>号型范围是</w:t>
             </w:r>
             <w:r>
               <w:rPr>
@@ -2803,13 +2870,13 @@
               <w:rPr>
                 <w:rFonts w:eastAsiaTheme="minorEastAsia" w:hint="eastAsia"/>
               </w:rPr>
+              <w:lastRenderedPageBreak/>
               <w:t>'YYYY-MM-DD HH:MM:SS[.fraction]'</w:t>
             </w:r>
             <w:r>
               <w:rPr>
                 <w:rFonts w:eastAsiaTheme="minorEastAsia" w:hint="eastAsia"/>
               </w:rPr>
-              <w:lastRenderedPageBreak/>
               <w:t>的格式显示，但是允许以字符串或数字赋值。</w:t>
             </w:r>
           </w:p>
@@ -4038,6 +4105,7 @@
               <w:rPr>
                 <w:rFonts w:eastAsiaTheme="minorEastAsia" w:hint="eastAsia"/>
               </w:rPr>
+              <w:lastRenderedPageBreak/>
               <w:t>23</w:t>
             </w:r>
           </w:p>
@@ -4066,14 +4134,7 @@
               <w:rPr>
                 <w:rFonts w:eastAsiaTheme="minorEastAsia" w:hint="eastAsia"/>
               </w:rPr>
-              <w:t xml:space="preserve"> </w:t>
-            </w:r>
-            <w:r>
-              <w:rPr>
-                <w:rFonts w:eastAsiaTheme="minorEastAsia" w:hint="eastAsia"/>
-              </w:rPr>
-              <w:lastRenderedPageBreak/>
-              <w:t>[CHARACTER SET charset_name] [COLLATE collation_name]</w:t>
+              <w:t xml:space="preserve"> [CHARACTER SET charset_name] [COLLATE collation_name]</w:t>
             </w:r>
           </w:p>
         </w:tc>
@@ -4089,7 +4150,6 @@
               <w:rPr>
                 <w:rFonts w:eastAsiaTheme="minorEastAsia" w:hint="eastAsia"/>
               </w:rPr>
-              <w:lastRenderedPageBreak/>
               <w:t>MYSQL_TYPE_BLOB</w:t>
             </w:r>
           </w:p>
@@ -4133,7 +4193,6 @@
               <w:rPr>
                 <w:rFonts w:eastAsiaTheme="minorEastAsia" w:hint="eastAsia"/>
               </w:rPr>
-              <w:lastRenderedPageBreak/>
               <w:t>列。</w:t>
             </w:r>
           </w:p>
@@ -4165,7 +4224,6 @@
               <w:rPr>
                 <w:rFonts w:eastAsiaTheme="minorEastAsia" w:hint="eastAsia"/>
               </w:rPr>
-              <w:lastRenderedPageBreak/>
               <w:t>24</w:t>
             </w:r>
           </w:p>
@@ -5224,7 +5282,7 @@
     <w:p/>
     <w:p>
       <w:pPr>
-        <w:pStyle w:val="Heading3"/>
+        <w:pStyle w:val="3"/>
       </w:pPr>
       <w:r>
         <w:rPr>
@@ -5241,10 +5299,10 @@
     </w:p>
     <w:tbl>
       <w:tblPr>
-        <w:tblStyle w:val="TableGrid"/>
+        <w:tblStyle w:val="a8"/>
         <w:tblW w:w="0" w:type="auto"/>
         <w:tblInd w:w="357" w:type="dxa"/>
-        <w:tblLook w:val="04A0"/>
+        <w:tblLook w:val="04A0" w:firstRow="1" w:lastRow="0" w:firstColumn="1" w:lastColumn="0" w:noHBand="0" w:noVBand="1"/>
       </w:tblPr>
       <w:tblGrid>
         <w:gridCol w:w="744"/>
@@ -5359,6 +5417,7 @@
               <w:rPr>
                 <w:rFonts w:eastAsiaTheme="minorEastAsia" w:hint="eastAsia"/>
               </w:rPr>
+              <w:lastRenderedPageBreak/>
               <w:t>1</w:t>
             </w:r>
           </w:p>
@@ -5415,14 +5474,7 @@
               <w:rPr>
                 <w:rFonts w:eastAsiaTheme="minorEastAsia" w:hint="eastAsia"/>
               </w:rPr>
-              <w:t xml:space="preserve"> </w:t>
-            </w:r>
-            <w:r>
-              <w:rPr>
-                <w:rFonts w:eastAsiaTheme="minorEastAsia" w:hint="eastAsia"/>
-              </w:rPr>
-              <w:lastRenderedPageBreak/>
-              <w:t>2147483647</w:t>
+              <w:t xml:space="preserve"> 2147483647</w:t>
             </w:r>
           </w:p>
         </w:tc>
@@ -5454,7 +5506,6 @@
               <w:rPr>
                 <w:rFonts w:eastAsiaTheme="minorEastAsia" w:hint="eastAsia"/>
               </w:rPr>
-              <w:lastRenderedPageBreak/>
               <w:t>2</w:t>
             </w:r>
           </w:p>
@@ -6593,7 +6644,7 @@
     <w:p/>
     <w:p>
       <w:pPr>
-        <w:pStyle w:val="Heading3"/>
+        <w:pStyle w:val="3"/>
       </w:pPr>
       <w:r>
         <w:rPr>
@@ -6622,10 +6673,10 @@
     </w:p>
     <w:tbl>
       <w:tblPr>
-        <w:tblStyle w:val="TableGrid"/>
+        <w:tblStyle w:val="a8"/>
         <w:tblW w:w="9215" w:type="dxa"/>
         <w:tblInd w:w="-318" w:type="dxa"/>
-        <w:tblLook w:val="04A0"/>
+        <w:tblLook w:val="04A0" w:firstRow="1" w:lastRow="0" w:firstColumn="1" w:lastColumn="0" w:noHBand="0" w:noVBand="1"/>
       </w:tblPr>
       <w:tblGrid>
         <w:gridCol w:w="494"/>
@@ -9511,7 +9562,7 @@
               <w:rPr>
                 <w:rFonts w:eastAsiaTheme="minorEastAsia" w:hint="eastAsia"/>
               </w:rPr>
-              <w:t>String</w:t>
+              <w:t>INT32</w:t>
             </w:r>
           </w:p>
         </w:tc>
@@ -9607,8 +9658,10 @@
               <w:rPr>
                 <w:rFonts w:eastAsiaTheme="minorEastAsia" w:hint="eastAsia"/>
               </w:rPr>
-              <w:t>String</w:t>
-            </w:r>
+              <w:t>INT32</w:t>
+            </w:r>
+            <w:bookmarkStart w:id="0" w:name="_GoBack"/>
+            <w:bookmarkEnd w:id="0"/>
           </w:p>
         </w:tc>
         <w:tc>
@@ -9893,7 +9946,7 @@
     <w:p/>
     <w:p>
       <w:pPr>
-        <w:pStyle w:val="Heading2"/>
+        <w:pStyle w:val="2"/>
         <w:numPr>
           <w:ilvl w:val="0"/>
           <w:numId w:val="3"/>
@@ -9910,10 +9963,10 @@
     </w:p>
     <w:tbl>
       <w:tblPr>
-        <w:tblStyle w:val="TableGrid"/>
+        <w:tblStyle w:val="a8"/>
         <w:tblW w:w="0" w:type="auto"/>
         <w:tblInd w:w="357" w:type="dxa"/>
-        <w:tblLook w:val="04A0"/>
+        <w:tblLook w:val="04A0" w:firstRow="1" w:lastRow="0" w:firstColumn="1" w:lastColumn="0" w:noHBand="0" w:noVBand="1"/>
       </w:tblPr>
       <w:tblGrid>
         <w:gridCol w:w="1452"/>
@@ -10262,7 +10315,7 @@
     </w:tbl>
     <w:p>
       <w:pPr>
-        <w:pStyle w:val="Heading2"/>
+        <w:pStyle w:val="2"/>
       </w:pPr>
       <w:r>
         <w:rPr>
@@ -10288,10 +10341,10 @@
     </w:p>
     <w:tbl>
       <w:tblPr>
-        <w:tblStyle w:val="TableGrid"/>
+        <w:tblStyle w:val="a8"/>
         <w:tblW w:w="0" w:type="auto"/>
         <w:tblInd w:w="357" w:type="dxa"/>
-        <w:tblLook w:val="04A0"/>
+        <w:tblLook w:val="04A0" w:firstRow="1" w:lastRow="0" w:firstColumn="1" w:lastColumn="0" w:noHBand="0" w:noVBand="1"/>
       </w:tblPr>
       <w:tblGrid>
         <w:gridCol w:w="885"/>
@@ -10447,7 +10500,7 @@
     <w:p/>
     <w:p>
       <w:pPr>
-        <w:pStyle w:val="Heading2"/>
+        <w:pStyle w:val="2"/>
       </w:pPr>
       <w:r>
         <w:rPr>
@@ -10543,11 +10596,11 @@
     </w:p>
     <w:tbl>
       <w:tblPr>
-        <w:tblStyle w:val="TableGrid"/>
+        <w:tblStyle w:val="a8"/>
         <w:tblpPr w:leftFromText="180" w:rightFromText="180" w:vertAnchor="text" w:horzAnchor="margin" w:tblpX="-318" w:tblpY="238"/>
         <w:tblW w:w="8934" w:type="dxa"/>
         <w:tblLayout w:type="fixed"/>
-        <w:tblLook w:val="04A0"/>
+        <w:tblLook w:val="04A0" w:firstRow="1" w:lastRow="0" w:firstColumn="1" w:lastColumn="0" w:noHBand="0" w:noVBand="1"/>
       </w:tblPr>
       <w:tblGrid>
         <w:gridCol w:w="959"/>
@@ -10713,7 +10766,7 @@
           </w:tcPr>
           <w:p>
             <w:pPr>
-              <w:pStyle w:val="HTMLPreformatted"/>
+              <w:pStyle w:val="HTML"/>
               <w:rPr>
                 <w:rFonts w:eastAsiaTheme="minorEastAsia"/>
                 <w:sz w:val="21"/>
@@ -10771,7 +10824,7 @@
     </w:p>
     <w:p>
       <w:pPr>
-        <w:pStyle w:val="Heading2"/>
+        <w:pStyle w:val="2"/>
       </w:pPr>
       <w:r>
         <w:t>Checklist</w:t>
@@ -10779,10 +10832,10 @@
     </w:p>
     <w:tbl>
       <w:tblPr>
-        <w:tblStyle w:val="TableGrid"/>
+        <w:tblStyle w:val="a8"/>
         <w:tblW w:w="0" w:type="auto"/>
         <w:tblInd w:w="357" w:type="dxa"/>
-        <w:tblLook w:val="04A0"/>
+        <w:tblLook w:val="04A0" w:firstRow="1" w:lastRow="0" w:firstColumn="1" w:lastColumn="0" w:noHBand="0" w:noVBand="1"/>
       </w:tblPr>
       <w:tblGrid>
         <w:gridCol w:w="4004"/>
@@ -11308,7 +11361,7 @@
     <w:p/>
     <w:p>
       <w:pPr>
-        <w:pStyle w:val="PlainText"/>
+        <w:pStyle w:val="a3"/>
         <w:rPr>
           <w:rFonts w:hAnsi="宋体" w:cs="宋体"/>
         </w:rPr>
@@ -11325,15 +11378,15 @@
 </file>
 
 <file path=word/endnotes.xml><?xml version="1.0" encoding="utf-8"?>
-<w:endnotes xmlns:ve="http://schemas.openxmlformats.org/markup-compatibility/2006" xmlns:o="urn:schemas-microsoft-com:office:office" xmlns:r="http://schemas.openxmlformats.org/officeDocument/2006/relationships" xmlns:m="http://schemas.openxmlformats.org/officeDocument/2006/math" xmlns:v="urn:schemas-microsoft-com:vml" xmlns:wp="http://schemas.openxmlformats.org/drawingml/2006/wordprocessingDrawing" xmlns:w10="urn:schemas-microsoft-com:office:word" xmlns:w="http://schemas.openxmlformats.org/wordprocessingml/2006/main" xmlns:wne="http://schemas.microsoft.com/office/word/2006/wordml">
-  <w:endnote w:type="separator" w:id="0">
+<w:endnotes xmlns:wpc="http://schemas.microsoft.com/office/word/2010/wordprocessingCanvas" xmlns:cx="http://schemas.microsoft.com/office/drawing/2014/chartex" xmlns:mc="http://schemas.openxmlformats.org/markup-compatibility/2006" xmlns:o="urn:schemas-microsoft-com:office:office" xmlns:r="http://schemas.openxmlformats.org/officeDocument/2006/relationships" xmlns:m="http://schemas.openxmlformats.org/officeDocument/2006/math" xmlns:v="urn:schemas-microsoft-com:vml" xmlns:wp14="http://schemas.microsoft.com/office/word/2010/wordprocessingDrawing" xmlns:wp="http://schemas.openxmlformats.org/drawingml/2006/wordprocessingDrawing" xmlns:w10="urn:schemas-microsoft-com:office:word" xmlns:w="http://schemas.openxmlformats.org/wordprocessingml/2006/main" xmlns:w14="http://schemas.microsoft.com/office/word/2010/wordml" xmlns:w15="http://schemas.microsoft.com/office/word/2012/wordml" xmlns:w16se="http://schemas.microsoft.com/office/word/2015/wordml/symex" xmlns:wpg="http://schemas.microsoft.com/office/word/2010/wordprocessingGroup" xmlns:wpi="http://schemas.microsoft.com/office/word/2010/wordprocessingInk" xmlns:wne="http://schemas.microsoft.com/office/word/2006/wordml" xmlns:wps="http://schemas.microsoft.com/office/word/2010/wordprocessingShape" mc:Ignorable="w14 w15 w16se wp14">
+  <w:endnote w:type="separator" w:id="-1">
     <w:p>
       <w:r>
         <w:separator/>
       </w:r>
     </w:p>
   </w:endnote>
-  <w:endnote w:type="continuationSeparator" w:id="1">
+  <w:endnote w:type="continuationSeparator" w:id="0">
     <w:p>
       <w:r>
         <w:continuationSeparator/>
@@ -11344,15 +11397,15 @@
 </file>
 
 <file path=word/footnotes.xml><?xml version="1.0" encoding="utf-8"?>
-<w:footnotes xmlns:ve="http://schemas.openxmlformats.org/markup-compatibility/2006" xmlns:o="urn:schemas-microsoft-com:office:office" xmlns:r="http://schemas.openxmlformats.org/officeDocument/2006/relationships" xmlns:m="http://schemas.openxmlformats.org/officeDocument/2006/math" xmlns:v="urn:schemas-microsoft-com:vml" xmlns:wp="http://schemas.openxmlformats.org/drawingml/2006/wordprocessingDrawing" xmlns:w10="urn:schemas-microsoft-com:office:word" xmlns:w="http://schemas.openxmlformats.org/wordprocessingml/2006/main" xmlns:wne="http://schemas.microsoft.com/office/word/2006/wordml">
-  <w:footnote w:type="separator" w:id="0">
+<w:footnotes xmlns:wpc="http://schemas.microsoft.com/office/word/2010/wordprocessingCanvas" xmlns:cx="http://schemas.microsoft.com/office/drawing/2014/chartex" xmlns:mc="http://schemas.openxmlformats.org/markup-compatibility/2006" xmlns:o="urn:schemas-microsoft-com:office:office" xmlns:r="http://schemas.openxmlformats.org/officeDocument/2006/relationships" xmlns:m="http://schemas.openxmlformats.org/officeDocument/2006/math" xmlns:v="urn:schemas-microsoft-com:vml" xmlns:wp14="http://schemas.microsoft.com/office/word/2010/wordprocessingDrawing" xmlns:wp="http://schemas.openxmlformats.org/drawingml/2006/wordprocessingDrawing" xmlns:w10="urn:schemas-microsoft-com:office:word" xmlns:w="http://schemas.openxmlformats.org/wordprocessingml/2006/main" xmlns:w14="http://schemas.microsoft.com/office/word/2010/wordml" xmlns:w15="http://schemas.microsoft.com/office/word/2012/wordml" xmlns:w16se="http://schemas.microsoft.com/office/word/2015/wordml/symex" xmlns:wpg="http://schemas.microsoft.com/office/word/2010/wordprocessingGroup" xmlns:wpi="http://schemas.microsoft.com/office/word/2010/wordprocessingInk" xmlns:wne="http://schemas.microsoft.com/office/word/2006/wordml" xmlns:wps="http://schemas.microsoft.com/office/word/2010/wordprocessingShape" mc:Ignorable="w14 w15 w16se wp14">
+  <w:footnote w:type="separator" w:id="-1">
     <w:p>
       <w:r>
         <w:separator/>
       </w:r>
     </w:p>
   </w:footnote>
-  <w:footnote w:type="continuationSeparator" w:id="1">
+  <w:footnote w:type="continuationSeparator" w:id="0">
     <w:p>
       <w:r>
         <w:continuationSeparator/>
@@ -11363,15 +11416,15 @@
 </file>
 
 <file path=word/numbering.xml><?xml version="1.0" encoding="utf-8"?>
-<w:numbering xmlns:ve="http://schemas.openxmlformats.org/markup-compatibility/2006" xmlns:o="urn:schemas-microsoft-com:office:office" xmlns:r="http://schemas.openxmlformats.org/officeDocument/2006/relationships" xmlns:m="http://schemas.openxmlformats.org/officeDocument/2006/math" xmlns:v="urn:schemas-microsoft-com:vml" xmlns:wp="http://schemas.openxmlformats.org/drawingml/2006/wordprocessingDrawing" xmlns:w10="urn:schemas-microsoft-com:office:word" xmlns:w="http://schemas.openxmlformats.org/wordprocessingml/2006/main" xmlns:wne="http://schemas.microsoft.com/office/word/2006/wordml">
-  <w:abstractNum w:abstractNumId="0">
+<w:numbering xmlns:wpc="http://schemas.microsoft.com/office/word/2010/wordprocessingCanvas" xmlns:cx="http://schemas.microsoft.com/office/drawing/2014/chartex" xmlns:mc="http://schemas.openxmlformats.org/markup-compatibility/2006" xmlns:o="urn:schemas-microsoft-com:office:office" xmlns:r="http://schemas.openxmlformats.org/officeDocument/2006/relationships" xmlns:m="http://schemas.openxmlformats.org/officeDocument/2006/math" xmlns:v="urn:schemas-microsoft-com:vml" xmlns:wp14="http://schemas.microsoft.com/office/word/2010/wordprocessingDrawing" xmlns:wp="http://schemas.openxmlformats.org/drawingml/2006/wordprocessingDrawing" xmlns:w10="urn:schemas-microsoft-com:office:word" xmlns:w="http://schemas.openxmlformats.org/wordprocessingml/2006/main" xmlns:w14="http://schemas.microsoft.com/office/word/2010/wordml" xmlns:w15="http://schemas.microsoft.com/office/word/2012/wordml" xmlns:w16se="http://schemas.microsoft.com/office/word/2015/wordml/symex" xmlns:wpg="http://schemas.microsoft.com/office/word/2010/wordprocessingGroup" xmlns:wpi="http://schemas.microsoft.com/office/word/2010/wordprocessingInk" xmlns:wne="http://schemas.microsoft.com/office/word/2006/wordml" xmlns:wps="http://schemas.microsoft.com/office/word/2010/wordprocessingShape" mc:Ignorable="w14 w15 w16se wp14">
+  <w:abstractNum w:abstractNumId="0" w15:restartNumberingAfterBreak="0">
     <w:nsid w:val="22501AA3"/>
     <w:multiLevelType w:val="hybridMultilevel"/>
     <w:tmpl w:val="1B2A9E7A"/>
     <w:lvl w:ilvl="0" w:tplc="354870E4">
       <w:start w:val="1"/>
       <w:numFmt w:val="chineseCountingThousand"/>
-      <w:pStyle w:val="Heading2"/>
+      <w:pStyle w:val="2"/>
       <w:lvlText w:val="%1、"/>
       <w:lvlJc w:val="left"/>
       <w:pPr>
@@ -11475,7 +11528,7 @@
       </w:pPr>
     </w:lvl>
   </w:abstractNum>
-  <w:abstractNum w:abstractNumId="1">
+  <w:abstractNum w:abstractNumId="1" w15:restartNumberingAfterBreak="0">
     <w:nsid w:val="32BB69DB"/>
     <w:multiLevelType w:val="hybridMultilevel"/>
     <w:tmpl w:val="C11E277A"/>
@@ -11588,7 +11641,7 @@
       </w:rPr>
     </w:lvl>
   </w:abstractNum>
-  <w:abstractNum w:abstractNumId="2">
+  <w:abstractNum w:abstractNumId="2" w15:restartNumberingAfterBreak="0">
     <w:nsid w:val="38A312C2"/>
     <w:multiLevelType w:val="hybridMultilevel"/>
     <w:tmpl w:val="AF222CAE"/>
@@ -11701,7 +11754,7 @@
       </w:rPr>
     </w:lvl>
   </w:abstractNum>
-  <w:abstractNum w:abstractNumId="3">
+  <w:abstractNum w:abstractNumId="3" w15:restartNumberingAfterBreak="0">
     <w:nsid w:val="460D215F"/>
     <w:multiLevelType w:val="hybridMultilevel"/>
     <w:tmpl w:val="6FD26DC6"/>
@@ -11814,7 +11867,7 @@
       </w:rPr>
     </w:lvl>
   </w:abstractNum>
-  <w:abstractNum w:abstractNumId="4">
+  <w:abstractNum w:abstractNumId="4" w15:restartNumberingAfterBreak="0">
     <w:nsid w:val="480F366B"/>
     <w:multiLevelType w:val="hybridMultilevel"/>
     <w:tmpl w:val="F61A0FBE"/>
@@ -11927,14 +11980,14 @@
       </w:rPr>
     </w:lvl>
   </w:abstractNum>
-  <w:abstractNum w:abstractNumId="5">
+  <w:abstractNum w:abstractNumId="5" w15:restartNumberingAfterBreak="0">
     <w:nsid w:val="589E00D2"/>
     <w:multiLevelType w:val="hybridMultilevel"/>
     <w:tmpl w:val="01465CA6"/>
     <w:lvl w:ilvl="0" w:tplc="5DD66436">
       <w:start w:val="1"/>
       <w:numFmt w:val="decimal"/>
-      <w:pStyle w:val="Heading3"/>
+      <w:pStyle w:val="3"/>
       <w:lvlText w:val="%1."/>
       <w:lvlJc w:val="left"/>
       <w:pPr>
@@ -12041,7 +12094,7 @@
       </w:pPr>
     </w:lvl>
   </w:abstractNum>
-  <w:abstractNum w:abstractNumId="6">
+  <w:abstractNum w:abstractNumId="6" w15:restartNumberingAfterBreak="0">
     <w:nsid w:val="63557929"/>
     <w:multiLevelType w:val="hybridMultilevel"/>
     <w:tmpl w:val="365CB062"/>
@@ -12154,7 +12207,7 @@
       </w:rPr>
     </w:lvl>
   </w:abstractNum>
-  <w:abstractNum w:abstractNumId="7">
+  <w:abstractNum w:abstractNumId="7" w15:restartNumberingAfterBreak="0">
     <w:nsid w:val="67625903"/>
     <w:multiLevelType w:val="hybridMultilevel"/>
     <w:tmpl w:val="FED284B6"/>
@@ -12267,7 +12320,7 @@
       </w:rPr>
     </w:lvl>
   </w:abstractNum>
-  <w:abstractNum w:abstractNumId="8">
+  <w:abstractNum w:abstractNumId="8" w15:restartNumberingAfterBreak="0">
     <w:nsid w:val="7F2B70C7"/>
     <w:multiLevelType w:val="hybridMultilevel"/>
     <w:tmpl w:val="98AEB7BC"/>
@@ -12463,7 +12516,7 @@
 </file>
 
 <file path=word/styles.xml><?xml version="1.0" encoding="utf-8"?>
-<w:styles xmlns:r="http://schemas.openxmlformats.org/officeDocument/2006/relationships" xmlns:w="http://schemas.openxmlformats.org/wordprocessingml/2006/main">
+<w:styles xmlns:mc="http://schemas.openxmlformats.org/markup-compatibility/2006" xmlns:r="http://schemas.openxmlformats.org/officeDocument/2006/relationships" xmlns:w="http://schemas.openxmlformats.org/wordprocessingml/2006/main" xmlns:w14="http://schemas.microsoft.com/office/word/2010/wordml" xmlns:w15="http://schemas.microsoft.com/office/word/2012/wordml" xmlns:w16se="http://schemas.microsoft.com/office/word/2015/wordml/symex" mc:Ignorable="w14 w15 w16se">
   <w:docDefaults>
     <w:rPrDefault>
       <w:rPr>
@@ -12476,146 +12529,380 @@
     </w:rPrDefault>
     <w:pPrDefault/>
   </w:docDefaults>
-  <w:latentStyles w:defLockedState="0" w:defUIPriority="99" w:defSemiHidden="1" w:defUnhideWhenUsed="1" w:defQFormat="0" w:count="267">
-    <w:lsdException w:name="Normal" w:semiHidden="0" w:uiPriority="0" w:unhideWhenUsed="0" w:qFormat="1"/>
-    <w:lsdException w:name="heading 1" w:semiHidden="0" w:uiPriority="9" w:unhideWhenUsed="0" w:qFormat="1"/>
-    <w:lsdException w:name="heading 2" w:uiPriority="9" w:qFormat="1"/>
-    <w:lsdException w:name="heading 3" w:uiPriority="9" w:qFormat="1"/>
-    <w:lsdException w:name="heading 4" w:uiPriority="9" w:qFormat="1"/>
-    <w:lsdException w:name="heading 5" w:uiPriority="9" w:qFormat="1"/>
-    <w:lsdException w:name="heading 6" w:uiPriority="9" w:qFormat="1"/>
-    <w:lsdException w:name="heading 7" w:uiPriority="9" w:qFormat="1"/>
-    <w:lsdException w:name="heading 8" w:uiPriority="9" w:qFormat="1"/>
-    <w:lsdException w:name="heading 9" w:uiPriority="9" w:qFormat="1"/>
-    <w:lsdException w:name="toc 1" w:uiPriority="39"/>
-    <w:lsdException w:name="toc 2" w:uiPriority="39"/>
-    <w:lsdException w:name="toc 3" w:uiPriority="39"/>
-    <w:lsdException w:name="toc 4" w:uiPriority="39"/>
-    <w:lsdException w:name="toc 5" w:uiPriority="39"/>
-    <w:lsdException w:name="toc 6" w:uiPriority="39"/>
-    <w:lsdException w:name="toc 7" w:uiPriority="39"/>
-    <w:lsdException w:name="toc 8" w:uiPriority="39"/>
-    <w:lsdException w:name="toc 9" w:uiPriority="39"/>
-    <w:lsdException w:name="caption" w:uiPriority="35" w:qFormat="1"/>
-    <w:lsdException w:name="Title" w:semiHidden="0" w:uiPriority="10" w:unhideWhenUsed="0" w:qFormat="1"/>
-    <w:lsdException w:name="Default Paragraph Font" w:uiPriority="1"/>
-    <w:lsdException w:name="Subtitle" w:semiHidden="0" w:uiPriority="11" w:unhideWhenUsed="0" w:qFormat="1"/>
-    <w:lsdException w:name="Strong" w:semiHidden="0" w:uiPriority="22" w:unhideWhenUsed="0" w:qFormat="1"/>
-    <w:lsdException w:name="Emphasis" w:semiHidden="0" w:uiPriority="20" w:unhideWhenUsed="0" w:qFormat="1"/>
-    <w:lsdException w:name="Table Grid" w:semiHidden="0" w:uiPriority="59" w:unhideWhenUsed="0"/>
-    <w:lsdException w:name="Placeholder Text" w:unhideWhenUsed="0"/>
-    <w:lsdException w:name="No Spacing" w:semiHidden="0" w:uiPriority="1" w:unhideWhenUsed="0" w:qFormat="1"/>
-    <w:lsdException w:name="Light Shading" w:semiHidden="0" w:uiPriority="60" w:unhideWhenUsed="0"/>
-    <w:lsdException w:name="Light List" w:semiHidden="0" w:uiPriority="61" w:unhideWhenUsed="0"/>
-    <w:lsdException w:name="Light Grid" w:semiHidden="0" w:uiPriority="62" w:unhideWhenUsed="0"/>
-    <w:lsdException w:name="Medium Shading 1" w:semiHidden="0" w:uiPriority="63" w:unhideWhenUsed="0"/>
-    <w:lsdException w:name="Medium Shading 2" w:semiHidden="0" w:uiPriority="64" w:unhideWhenUsed="0"/>
-    <w:lsdException w:name="Medium List 1" w:semiHidden="0" w:uiPriority="65" w:unhideWhenUsed="0"/>
-    <w:lsdException w:name="Medium List 2" w:semiHidden="0" w:uiPriority="66" w:unhideWhenUsed="0"/>
-    <w:lsdException w:name="Medium Grid 1" w:semiHidden="0" w:uiPriority="67" w:unhideWhenUsed="0"/>
-    <w:lsdException w:name="Medium Grid 2" w:semiHidden="0" w:uiPriority="68" w:unhideWhenUsed="0"/>
-    <w:lsdException w:name="Medium Grid 3" w:semiHidden="0" w:uiPriority="69" w:unhideWhenUsed="0"/>
-    <w:lsdException w:name="Dark List" w:semiHidden="0" w:uiPriority="70" w:unhideWhenUsed="0"/>
-    <w:lsdException w:name="Colorful Shading" w:semiHidden="0" w:uiPriority="71" w:unhideWhenUsed="0"/>
-    <w:lsdException w:name="Colorful List" w:semiHidden="0" w:uiPriority="72" w:unhideWhenUsed="0"/>
-    <w:lsdException w:name="Colorful Grid" w:semiHidden="0" w:uiPriority="73" w:unhideWhenUsed="0"/>
-    <w:lsdException w:name="Light Shading Accent 1" w:semiHidden="0" w:uiPriority="60" w:unhideWhenUsed="0"/>
-    <w:lsdException w:name="Light List Accent 1" w:semiHidden="0" w:uiPriority="61" w:unhideWhenUsed="0"/>
-    <w:lsdException w:name="Light Grid Accent 1" w:semiHidden="0" w:uiPriority="62" w:unhideWhenUsed="0"/>
-    <w:lsdException w:name="Medium Shading 1 Accent 1" w:semiHidden="0" w:uiPriority="63" w:unhideWhenUsed="0"/>
-    <w:lsdException w:name="Medium Shading 2 Accent 1" w:semiHidden="0" w:uiPriority="64" w:unhideWhenUsed="0"/>
-    <w:lsdException w:name="Medium List 1 Accent 1" w:semiHidden="0" w:uiPriority="65" w:unhideWhenUsed="0"/>
-    <w:lsdException w:name="Revision" w:unhideWhenUsed="0"/>
-    <w:lsdException w:name="List Paragraph" w:semiHidden="0" w:uiPriority="34" w:unhideWhenUsed="0" w:qFormat="1"/>
-    <w:lsdException w:name="Quote" w:semiHidden="0" w:uiPriority="29" w:unhideWhenUsed="0" w:qFormat="1"/>
-    <w:lsdException w:name="Intense Quote" w:semiHidden="0" w:uiPriority="30" w:unhideWhenUsed="0" w:qFormat="1"/>
-    <w:lsdException w:name="Medium List 2 Accent 1" w:semiHidden="0" w:uiPriority="66" w:unhideWhenUsed="0"/>
-    <w:lsdException w:name="Medium Grid 1 Accent 1" w:semiHidden="0" w:uiPriority="67" w:unhideWhenUsed="0"/>
-    <w:lsdException w:name="Medium Grid 2 Accent 1" w:semiHidden="0" w:uiPriority="68" w:unhideWhenUsed="0"/>
-    <w:lsdException w:name="Medium Grid 3 Accent 1" w:semiHidden="0" w:uiPriority="69" w:unhideWhenUsed="0"/>
-    <w:lsdException w:name="Dark List Accent 1" w:semiHidden="0" w:uiPriority="70" w:unhideWhenUsed="0"/>
-    <w:lsdException w:name="Colorful Shading Accent 1" w:semiHidden="0" w:uiPriority="71" w:unhideWhenUsed="0"/>
-    <w:lsdException w:name="Colorful List Accent 1" w:semiHidden="0" w:uiPriority="72" w:unhideWhenUsed="0"/>
-    <w:lsdException w:name="Colorful Grid Accent 1" w:semiHidden="0" w:uiPriority="73" w:unhideWhenUsed="0"/>
-    <w:lsdException w:name="Light Shading Accent 2" w:semiHidden="0" w:uiPriority="60" w:unhideWhenUsed="0"/>
-    <w:lsdException w:name="Light List Accent 2" w:semiHidden="0" w:uiPriority="61" w:unhideWhenUsed="0"/>
-    <w:lsdException w:name="Light Grid Accent 2" w:semiHidden="0" w:uiPriority="62" w:unhideWhenUsed="0"/>
-    <w:lsdException w:name="Medium Shading 1 Accent 2" w:semiHidden="0" w:uiPriority="63" w:unhideWhenUsed="0"/>
-    <w:lsdException w:name="Medium Shading 2 Accent 2" w:semiHidden="0" w:uiPriority="64" w:unhideWhenUsed="0"/>
-    <w:lsdException w:name="Medium List 1 Accent 2" w:semiHidden="0" w:uiPriority="65" w:unhideWhenUsed="0"/>
-    <w:lsdException w:name="Medium List 2 Accent 2" w:semiHidden="0" w:uiPriority="66" w:unhideWhenUsed="0"/>
-    <w:lsdException w:name="Medium Grid 1 Accent 2" w:semiHidden="0" w:uiPriority="67" w:unhideWhenUsed="0"/>
-    <w:lsdException w:name="Medium Grid 2 Accent 2" w:semiHidden="0" w:uiPriority="68" w:unhideWhenUsed="0"/>
-    <w:lsdException w:name="Medium Grid 3 Accent 2" w:semiHidden="0" w:uiPriority="69" w:unhideWhenUsed="0"/>
-    <w:lsdException w:name="Dark List Accent 2" w:semiHidden="0" w:uiPriority="70" w:unhideWhenUsed="0"/>
-    <w:lsdException w:name="Colorful Shading Accent 2" w:semiHidden="0" w:uiPriority="71" w:unhideWhenUsed="0"/>
-    <w:lsdException w:name="Colorful List Accent 2" w:semiHidden="0" w:uiPriority="72" w:unhideWhenUsed="0"/>
-    <w:lsdException w:name="Colorful Grid Accent 2" w:semiHidden="0" w:uiPriority="73" w:unhideWhenUsed="0"/>
-    <w:lsdException w:name="Light Shading Accent 3" w:semiHidden="0" w:uiPriority="60" w:unhideWhenUsed="0"/>
-    <w:lsdException w:name="Light List Accent 3" w:semiHidden="0" w:uiPriority="61" w:unhideWhenUsed="0"/>
-    <w:lsdException w:name="Light Grid Accent 3" w:semiHidden="0" w:uiPriority="62" w:unhideWhenUsed="0"/>
-    <w:lsdException w:name="Medium Shading 1 Accent 3" w:semiHidden="0" w:uiPriority="63" w:unhideWhenUsed="0"/>
-    <w:lsdException w:name="Medium Shading 2 Accent 3" w:semiHidden="0" w:uiPriority="64" w:unhideWhenUsed="0"/>
-    <w:lsdException w:name="Medium List 1 Accent 3" w:semiHidden="0" w:uiPriority="65" w:unhideWhenUsed="0"/>
-    <w:lsdException w:name="Medium List 2 Accent 3" w:semiHidden="0" w:uiPriority="66" w:unhideWhenUsed="0"/>
-    <w:lsdException w:name="Medium Grid 1 Accent 3" w:semiHidden="0" w:uiPriority="67" w:unhideWhenUsed="0"/>
-    <w:lsdException w:name="Medium Grid 2 Accent 3" w:semiHidden="0" w:uiPriority="68" w:unhideWhenUsed="0"/>
-    <w:lsdException w:name="Medium Grid 3 Accent 3" w:semiHidden="0" w:uiPriority="69" w:unhideWhenUsed="0"/>
-    <w:lsdException w:name="Dark List Accent 3" w:semiHidden="0" w:uiPriority="70" w:unhideWhenUsed="0"/>
-    <w:lsdException w:name="Colorful Shading Accent 3" w:semiHidden="0" w:uiPriority="71" w:unhideWhenUsed="0"/>
-    <w:lsdException w:name="Colorful List Accent 3" w:semiHidden="0" w:uiPriority="72" w:unhideWhenUsed="0"/>
-    <w:lsdException w:name="Colorful Grid Accent 3" w:semiHidden="0" w:uiPriority="73" w:unhideWhenUsed="0"/>
-    <w:lsdException w:name="Light Shading Accent 4" w:semiHidden="0" w:uiPriority="60" w:unhideWhenUsed="0"/>
-    <w:lsdException w:name="Light List Accent 4" w:semiHidden="0" w:uiPriority="61" w:unhideWhenUsed="0"/>
-    <w:lsdException w:name="Light Grid Accent 4" w:semiHidden="0" w:uiPriority="62" w:unhideWhenUsed="0"/>
-    <w:lsdException w:name="Medium Shading 1 Accent 4" w:semiHidden="0" w:uiPriority="63" w:unhideWhenUsed="0"/>
-    <w:lsdException w:name="Medium Shading 2 Accent 4" w:semiHidden="0" w:uiPriority="64" w:unhideWhenUsed="0"/>
-    <w:lsdException w:name="Medium List 1 Accent 4" w:semiHidden="0" w:uiPriority="65" w:unhideWhenUsed="0"/>
-    <w:lsdException w:name="Medium List 2 Accent 4" w:semiHidden="0" w:uiPriority="66" w:unhideWhenUsed="0"/>
-    <w:lsdException w:name="Medium Grid 1 Accent 4" w:semiHidden="0" w:uiPriority="67" w:unhideWhenUsed="0"/>
-    <w:lsdException w:name="Medium Grid 2 Accent 4" w:semiHidden="0" w:uiPriority="68" w:unhideWhenUsed="0"/>
-    <w:lsdException w:name="Medium Grid 3 Accent 4" w:semiHidden="0" w:uiPriority="69" w:unhideWhenUsed="0"/>
-    <w:lsdException w:name="Dark List Accent 4" w:semiHidden="0" w:uiPriority="70" w:unhideWhenUsed="0"/>
-    <w:lsdException w:name="Colorful Shading Accent 4" w:semiHidden="0" w:uiPriority="71" w:unhideWhenUsed="0"/>
-    <w:lsdException w:name="Colorful List Accent 4" w:semiHidden="0" w:uiPriority="72" w:unhideWhenUsed="0"/>
-    <w:lsdException w:name="Colorful Grid Accent 4" w:semiHidden="0" w:uiPriority="73" w:unhideWhenUsed="0"/>
-    <w:lsdException w:name="Light Shading Accent 5" w:semiHidden="0" w:uiPriority="60" w:unhideWhenUsed="0"/>
-    <w:lsdException w:name="Light List Accent 5" w:semiHidden="0" w:uiPriority="61" w:unhideWhenUsed="0"/>
-    <w:lsdException w:name="Light Grid Accent 5" w:semiHidden="0" w:uiPriority="62" w:unhideWhenUsed="0"/>
-    <w:lsdException w:name="Medium Shading 1 Accent 5" w:semiHidden="0" w:uiPriority="63" w:unhideWhenUsed="0"/>
-    <w:lsdException w:name="Medium Shading 2 Accent 5" w:semiHidden="0" w:uiPriority="64" w:unhideWhenUsed="0"/>
-    <w:lsdException w:name="Medium List 1 Accent 5" w:semiHidden="0" w:uiPriority="65" w:unhideWhenUsed="0"/>
-    <w:lsdException w:name="Medium List 2 Accent 5" w:semiHidden="0" w:uiPriority="66" w:unhideWhenUsed="0"/>
-    <w:lsdException w:name="Medium Grid 1 Accent 5" w:semiHidden="0" w:uiPriority="67" w:unhideWhenUsed="0"/>
-    <w:lsdException w:name="Medium Grid 2 Accent 5" w:semiHidden="0" w:uiPriority="68" w:unhideWhenUsed="0"/>
-    <w:lsdException w:name="Medium Grid 3 Accent 5" w:semiHidden="0" w:uiPriority="69" w:unhideWhenUsed="0"/>
-    <w:lsdException w:name="Dark List Accent 5" w:semiHidden="0" w:uiPriority="70" w:unhideWhenUsed="0"/>
-    <w:lsdException w:name="Colorful Shading Accent 5" w:semiHidden="0" w:uiPriority="71" w:unhideWhenUsed="0"/>
-    <w:lsdException w:name="Colorful List Accent 5" w:semiHidden="0" w:uiPriority="72" w:unhideWhenUsed="0"/>
-    <w:lsdException w:name="Colorful Grid Accent 5" w:semiHidden="0" w:uiPriority="73" w:unhideWhenUsed="0"/>
-    <w:lsdException w:name="Light Shading Accent 6" w:semiHidden="0" w:uiPriority="60" w:unhideWhenUsed="0"/>
-    <w:lsdException w:name="Light List Accent 6" w:semiHidden="0" w:uiPriority="61" w:unhideWhenUsed="0"/>
-    <w:lsdException w:name="Light Grid Accent 6" w:semiHidden="0" w:uiPriority="62" w:unhideWhenUsed="0"/>
-    <w:lsdException w:name="Medium Shading 1 Accent 6" w:semiHidden="0" w:uiPriority="63" w:unhideWhenUsed="0"/>
-    <w:lsdException w:name="Medium Shading 2 Accent 6" w:semiHidden="0" w:uiPriority="64" w:unhideWhenUsed="0"/>
-    <w:lsdException w:name="Medium List 1 Accent 6" w:semiHidden="0" w:uiPriority="65" w:unhideWhenUsed="0"/>
-    <w:lsdException w:name="Medium List 2 Accent 6" w:semiHidden="0" w:uiPriority="66" w:unhideWhenUsed="0"/>
-    <w:lsdException w:name="Medium Grid 1 Accent 6" w:semiHidden="0" w:uiPriority="67" w:unhideWhenUsed="0"/>
-    <w:lsdException w:name="Medium Grid 2 Accent 6" w:semiHidden="0" w:uiPriority="68" w:unhideWhenUsed="0"/>
-    <w:lsdException w:name="Medium Grid 3 Accent 6" w:semiHidden="0" w:uiPriority="69" w:unhideWhenUsed="0"/>
-    <w:lsdException w:name="Dark List Accent 6" w:semiHidden="0" w:uiPriority="70" w:unhideWhenUsed="0"/>
-    <w:lsdException w:name="Colorful Shading Accent 6" w:semiHidden="0" w:uiPriority="71" w:unhideWhenUsed="0"/>
-    <w:lsdException w:name="Colorful List Accent 6" w:semiHidden="0" w:uiPriority="72" w:unhideWhenUsed="0"/>
-    <w:lsdException w:name="Colorful Grid Accent 6" w:semiHidden="0" w:uiPriority="73" w:unhideWhenUsed="0"/>
-    <w:lsdException w:name="Subtle Emphasis" w:semiHidden="0" w:uiPriority="19" w:unhideWhenUsed="0" w:qFormat="1"/>
-    <w:lsdException w:name="Intense Emphasis" w:semiHidden="0" w:uiPriority="21" w:unhideWhenUsed="0" w:qFormat="1"/>
-    <w:lsdException w:name="Subtle Reference" w:semiHidden="0" w:uiPriority="31" w:unhideWhenUsed="0" w:qFormat="1"/>
-    <w:lsdException w:name="Intense Reference" w:semiHidden="0" w:uiPriority="32" w:unhideWhenUsed="0" w:qFormat="1"/>
-    <w:lsdException w:name="Book Title" w:semiHidden="0" w:uiPriority="33" w:unhideWhenUsed="0" w:qFormat="1"/>
-    <w:lsdException w:name="Bibliography" w:uiPriority="37"/>
-    <w:lsdException w:name="TOC Heading" w:uiPriority="39" w:qFormat="1"/>
+  <w:latentStyles w:defLockedState="0" w:defUIPriority="99" w:defSemiHidden="0" w:defUnhideWhenUsed="0" w:defQFormat="0" w:count="371">
+    <w:lsdException w:name="Normal" w:uiPriority="0" w:qFormat="1"/>
+    <w:lsdException w:name="heading 1" w:uiPriority="9" w:qFormat="1"/>
+    <w:lsdException w:name="heading 2" w:semiHidden="1" w:uiPriority="9" w:unhideWhenUsed="1" w:qFormat="1"/>
+    <w:lsdException w:name="heading 3" w:semiHidden="1" w:uiPriority="9" w:unhideWhenUsed="1" w:qFormat="1"/>
+    <w:lsdException w:name="heading 4" w:semiHidden="1" w:uiPriority="9" w:unhideWhenUsed="1" w:qFormat="1"/>
+    <w:lsdException w:name="heading 5" w:semiHidden="1" w:uiPriority="9" w:unhideWhenUsed="1" w:qFormat="1"/>
+    <w:lsdException w:name="heading 6" w:semiHidden="1" w:uiPriority="9" w:unhideWhenUsed="1" w:qFormat="1"/>
+    <w:lsdException w:name="heading 7" w:semiHidden="1" w:uiPriority="9" w:unhideWhenUsed="1" w:qFormat="1"/>
+    <w:lsdException w:name="heading 8" w:semiHidden="1" w:uiPriority="9" w:unhideWhenUsed="1" w:qFormat="1"/>
+    <w:lsdException w:name="heading 9" w:semiHidden="1" w:uiPriority="9" w:unhideWhenUsed="1" w:qFormat="1"/>
+    <w:lsdException w:name="index 1" w:semiHidden="1" w:unhideWhenUsed="1"/>
+    <w:lsdException w:name="index 2" w:semiHidden="1" w:unhideWhenUsed="1"/>
+    <w:lsdException w:name="index 3" w:semiHidden="1" w:unhideWhenUsed="1"/>
+    <w:lsdException w:name="index 4" w:semiHidden="1" w:unhideWhenUsed="1"/>
+    <w:lsdException w:name="index 5" w:semiHidden="1" w:unhideWhenUsed="1"/>
+    <w:lsdException w:name="index 6" w:semiHidden="1" w:unhideWhenUsed="1"/>
+    <w:lsdException w:name="index 7" w:semiHidden="1" w:unhideWhenUsed="1"/>
+    <w:lsdException w:name="index 8" w:semiHidden="1" w:unhideWhenUsed="1"/>
+    <w:lsdException w:name="index 9" w:semiHidden="1" w:unhideWhenUsed="1"/>
+    <w:lsdException w:name="toc 1" w:semiHidden="1" w:uiPriority="39" w:unhideWhenUsed="1"/>
+    <w:lsdException w:name="toc 2" w:semiHidden="1" w:uiPriority="39" w:unhideWhenUsed="1"/>
+    <w:lsdException w:name="toc 3" w:semiHidden="1" w:uiPriority="39" w:unhideWhenUsed="1"/>
+    <w:lsdException w:name="toc 4" w:semiHidden="1" w:uiPriority="39" w:unhideWhenUsed="1"/>
+    <w:lsdException w:name="toc 5" w:semiHidden="1" w:uiPriority="39" w:unhideWhenUsed="1"/>
+    <w:lsdException w:name="toc 6" w:semiHidden="1" w:uiPriority="39" w:unhideWhenUsed="1"/>
+    <w:lsdException w:name="toc 7" w:semiHidden="1" w:uiPriority="39" w:unhideWhenUsed="1"/>
+    <w:lsdException w:name="toc 8" w:semiHidden="1" w:uiPriority="39" w:unhideWhenUsed="1"/>
+    <w:lsdException w:name="toc 9" w:semiHidden="1" w:uiPriority="39" w:unhideWhenUsed="1"/>
+    <w:lsdException w:name="Normal Indent" w:semiHidden="1" w:unhideWhenUsed="1"/>
+    <w:lsdException w:name="footnote text" w:semiHidden="1" w:unhideWhenUsed="1"/>
+    <w:lsdException w:name="annotation text" w:semiHidden="1" w:unhideWhenUsed="1"/>
+    <w:lsdException w:name="header" w:semiHidden="1" w:unhideWhenUsed="1"/>
+    <w:lsdException w:name="footer" w:semiHidden="1" w:unhideWhenUsed="1"/>
+    <w:lsdException w:name="index heading" w:semiHidden="1" w:unhideWhenUsed="1"/>
+    <w:lsdException w:name="caption" w:semiHidden="1" w:uiPriority="35" w:unhideWhenUsed="1" w:qFormat="1"/>
+    <w:lsdException w:name="table of figures" w:semiHidden="1" w:unhideWhenUsed="1"/>
+    <w:lsdException w:name="envelope address" w:semiHidden="1" w:unhideWhenUsed="1"/>
+    <w:lsdException w:name="envelope return" w:semiHidden="1" w:unhideWhenUsed="1"/>
+    <w:lsdException w:name="footnote reference" w:semiHidden="1" w:unhideWhenUsed="1"/>
+    <w:lsdException w:name="annotation reference" w:semiHidden="1" w:unhideWhenUsed="1"/>
+    <w:lsdException w:name="line number" w:semiHidden="1" w:unhideWhenUsed="1"/>
+    <w:lsdException w:name="page number" w:semiHidden="1" w:unhideWhenUsed="1"/>
+    <w:lsdException w:name="endnote reference" w:semiHidden="1" w:unhideWhenUsed="1"/>
+    <w:lsdException w:name="endnote text" w:semiHidden="1" w:unhideWhenUsed="1"/>
+    <w:lsdException w:name="table of authorities" w:semiHidden="1" w:unhideWhenUsed="1"/>
+    <w:lsdException w:name="macro" w:semiHidden="1" w:unhideWhenUsed="1"/>
+    <w:lsdException w:name="toa heading" w:semiHidden="1" w:unhideWhenUsed="1"/>
+    <w:lsdException w:name="List" w:semiHidden="1" w:unhideWhenUsed="1"/>
+    <w:lsdException w:name="List Bullet" w:semiHidden="1" w:unhideWhenUsed="1"/>
+    <w:lsdException w:name="List Number" w:semiHidden="1" w:unhideWhenUsed="1"/>
+    <w:lsdException w:name="List 2" w:semiHidden="1" w:unhideWhenUsed="1"/>
+    <w:lsdException w:name="List 3" w:semiHidden="1" w:unhideWhenUsed="1"/>
+    <w:lsdException w:name="List 4" w:semiHidden="1" w:unhideWhenUsed="1"/>
+    <w:lsdException w:name="List 5" w:semiHidden="1" w:unhideWhenUsed="1"/>
+    <w:lsdException w:name="List Bullet 2" w:semiHidden="1" w:unhideWhenUsed="1"/>
+    <w:lsdException w:name="List Bullet 3" w:semiHidden="1" w:unhideWhenUsed="1"/>
+    <w:lsdException w:name="List Bullet 4" w:semiHidden="1" w:unhideWhenUsed="1"/>
+    <w:lsdException w:name="List Bullet 5" w:semiHidden="1" w:unhideWhenUsed="1"/>
+    <w:lsdException w:name="List Number 2" w:semiHidden="1" w:unhideWhenUsed="1"/>
+    <w:lsdException w:name="List Number 3" w:semiHidden="1" w:unhideWhenUsed="1"/>
+    <w:lsdException w:name="List Number 4" w:semiHidden="1" w:unhideWhenUsed="1"/>
+    <w:lsdException w:name="List Number 5" w:semiHidden="1" w:unhideWhenUsed="1"/>
+    <w:lsdException w:name="Title" w:uiPriority="10" w:qFormat="1"/>
+    <w:lsdException w:name="Closing" w:semiHidden="1" w:unhideWhenUsed="1"/>
+    <w:lsdException w:name="Signature" w:semiHidden="1" w:unhideWhenUsed="1"/>
+    <w:lsdException w:name="Default Paragraph Font" w:semiHidden="1" w:uiPriority="1" w:unhideWhenUsed="1"/>
+    <w:lsdException w:name="Body Text" w:semiHidden="1" w:unhideWhenUsed="1"/>
+    <w:lsdException w:name="Body Text Indent" w:semiHidden="1" w:unhideWhenUsed="1"/>
+    <w:lsdException w:name="List Continue" w:semiHidden="1" w:unhideWhenUsed="1"/>
+    <w:lsdException w:name="List Continue 2" w:semiHidden="1" w:unhideWhenUsed="1"/>
+    <w:lsdException w:name="List Continue 3" w:semiHidden="1" w:unhideWhenUsed="1"/>
+    <w:lsdException w:name="List Continue 4" w:semiHidden="1" w:unhideWhenUsed="1"/>
+    <w:lsdException w:name="List Continue 5" w:semiHidden="1" w:unhideWhenUsed="1"/>
+    <w:lsdException w:name="Message Header" w:semiHidden="1" w:unhideWhenUsed="1"/>
+    <w:lsdException w:name="Subtitle" w:uiPriority="11" w:qFormat="1"/>
+    <w:lsdException w:name="Salutation" w:semiHidden="1" w:unhideWhenUsed="1"/>
+    <w:lsdException w:name="Date" w:semiHidden="1" w:unhideWhenUsed="1"/>
+    <w:lsdException w:name="Body Text First Indent" w:semiHidden="1" w:unhideWhenUsed="1"/>
+    <w:lsdException w:name="Body Text First Indent 2" w:semiHidden="1" w:unhideWhenUsed="1"/>
+    <w:lsdException w:name="Note Heading" w:semiHidden="1" w:unhideWhenUsed="1"/>
+    <w:lsdException w:name="Body Text 2" w:semiHidden="1" w:unhideWhenUsed="1"/>
+    <w:lsdException w:name="Body Text 3" w:semiHidden="1" w:unhideWhenUsed="1"/>
+    <w:lsdException w:name="Body Text Indent 2" w:semiHidden="1" w:unhideWhenUsed="1"/>
+    <w:lsdException w:name="Body Text Indent 3" w:semiHidden="1" w:unhideWhenUsed="1"/>
+    <w:lsdException w:name="Block Text" w:semiHidden="1" w:unhideWhenUsed="1"/>
+    <w:lsdException w:name="Hyperlink" w:semiHidden="1" w:unhideWhenUsed="1"/>
+    <w:lsdException w:name="FollowedHyperlink" w:semiHidden="1" w:unhideWhenUsed="1"/>
+    <w:lsdException w:name="Strong" w:uiPriority="22" w:qFormat="1"/>
+    <w:lsdException w:name="Emphasis" w:uiPriority="20" w:qFormat="1"/>
+    <w:lsdException w:name="Document Map" w:semiHidden="1" w:unhideWhenUsed="1"/>
+    <w:lsdException w:name="Plain Text" w:semiHidden="1" w:unhideWhenUsed="1"/>
+    <w:lsdException w:name="E-mail Signature" w:semiHidden="1" w:unhideWhenUsed="1"/>
+    <w:lsdException w:name="HTML Top of Form" w:semiHidden="1" w:unhideWhenUsed="1"/>
+    <w:lsdException w:name="HTML Bottom of Form" w:semiHidden="1" w:unhideWhenUsed="1"/>
+    <w:lsdException w:name="Normal (Web)" w:semiHidden="1" w:unhideWhenUsed="1"/>
+    <w:lsdException w:name="HTML Acronym" w:semiHidden="1" w:unhideWhenUsed="1"/>
+    <w:lsdException w:name="HTML Address" w:semiHidden="1" w:unhideWhenUsed="1"/>
+    <w:lsdException w:name="HTML Cite" w:semiHidden="1" w:unhideWhenUsed="1"/>
+    <w:lsdException w:name="HTML Code" w:semiHidden="1" w:unhideWhenUsed="1"/>
+    <w:lsdException w:name="HTML Definition" w:semiHidden="1" w:unhideWhenUsed="1"/>
+    <w:lsdException w:name="HTML Keyboard" w:semiHidden="1" w:unhideWhenUsed="1"/>
+    <w:lsdException w:name="HTML Preformatted" w:semiHidden="1" w:unhideWhenUsed="1"/>
+    <w:lsdException w:name="HTML Sample" w:semiHidden="1" w:unhideWhenUsed="1"/>
+    <w:lsdException w:name="HTML Typewriter" w:semiHidden="1" w:unhideWhenUsed="1"/>
+    <w:lsdException w:name="HTML Variable" w:semiHidden="1" w:unhideWhenUsed="1"/>
+    <w:lsdException w:name="Normal Table" w:semiHidden="1" w:unhideWhenUsed="1"/>
+    <w:lsdException w:name="annotation subject" w:semiHidden="1" w:unhideWhenUsed="1"/>
+    <w:lsdException w:name="No List" w:semiHidden="1" w:unhideWhenUsed="1"/>
+    <w:lsdException w:name="Outline List 1" w:semiHidden="1" w:unhideWhenUsed="1"/>
+    <w:lsdException w:name="Outline List 2" w:semiHidden="1" w:unhideWhenUsed="1"/>
+    <w:lsdException w:name="Outline List 3" w:semiHidden="1" w:unhideWhenUsed="1"/>
+    <w:lsdException w:name="Table Simple 1" w:semiHidden="1" w:unhideWhenUsed="1"/>
+    <w:lsdException w:name="Table Simple 2" w:semiHidden="1" w:unhideWhenUsed="1"/>
+    <w:lsdException w:name="Table Simple 3" w:semiHidden="1" w:unhideWhenUsed="1"/>
+    <w:lsdException w:name="Table Classic 1" w:semiHidden="1" w:unhideWhenUsed="1"/>
+    <w:lsdException w:name="Table Classic 2" w:semiHidden="1" w:unhideWhenUsed="1"/>
+    <w:lsdException w:name="Table Classic 3" w:semiHidden="1" w:unhideWhenUsed="1"/>
+    <w:lsdException w:name="Table Classic 4" w:semiHidden="1" w:unhideWhenUsed="1"/>
+    <w:lsdException w:name="Table Colorful 1" w:semiHidden="1" w:unhideWhenUsed="1"/>
+    <w:lsdException w:name="Table Colorful 2" w:semiHidden="1" w:unhideWhenUsed="1"/>
+    <w:lsdException w:name="Table Colorful 3" w:semiHidden="1" w:unhideWhenUsed="1"/>
+    <w:lsdException w:name="Table Columns 1" w:semiHidden="1" w:unhideWhenUsed="1"/>
+    <w:lsdException w:name="Table Columns 2" w:semiHidden="1" w:unhideWhenUsed="1"/>
+    <w:lsdException w:name="Table Columns 3" w:semiHidden="1" w:unhideWhenUsed="1"/>
+    <w:lsdException w:name="Table Columns 4" w:semiHidden="1" w:unhideWhenUsed="1"/>
+    <w:lsdException w:name="Table Columns 5" w:semiHidden="1" w:unhideWhenUsed="1"/>
+    <w:lsdException w:name="Table Grid 1" w:semiHidden="1" w:unhideWhenUsed="1"/>
+    <w:lsdException w:name="Table Grid 2" w:semiHidden="1" w:unhideWhenUsed="1"/>
+    <w:lsdException w:name="Table Grid 3" w:semiHidden="1" w:unhideWhenUsed="1"/>
+    <w:lsdException w:name="Table Grid 4" w:semiHidden="1" w:unhideWhenUsed="1"/>
+    <w:lsdException w:name="Table Grid 5" w:semiHidden="1" w:unhideWhenUsed="1"/>
+    <w:lsdException w:name="Table Grid 6" w:semiHidden="1" w:unhideWhenUsed="1"/>
+    <w:lsdException w:name="Table Grid 7" w:semiHidden="1" w:unhideWhenUsed="1"/>
+    <w:lsdException w:name="Table Grid 8" w:semiHidden="1" w:unhideWhenUsed="1"/>
+    <w:lsdException w:name="Table List 1" w:semiHidden="1" w:unhideWhenUsed="1"/>
+    <w:lsdException w:name="Table List 2" w:semiHidden="1" w:unhideWhenUsed="1"/>
+    <w:lsdException w:name="Table List 3" w:semiHidden="1" w:unhideWhenUsed="1"/>
+    <w:lsdException w:name="Table List 4" w:semiHidden="1" w:unhideWhenUsed="1"/>
+    <w:lsdException w:name="Table List 5" w:semiHidden="1" w:unhideWhenUsed="1"/>
+    <w:lsdException w:name="Table List 6" w:semiHidden="1" w:unhideWhenUsed="1"/>
+    <w:lsdException w:name="Table List 7" w:semiHidden="1" w:unhideWhenUsed="1"/>
+    <w:lsdException w:name="Table List 8" w:semiHidden="1" w:unhideWhenUsed="1"/>
+    <w:lsdException w:name="Table 3D effects 1" w:semiHidden="1" w:unhideWhenUsed="1"/>
+    <w:lsdException w:name="Table 3D effects 2" w:semiHidden="1" w:unhideWhenUsed="1"/>
+    <w:lsdException w:name="Table 3D effects 3" w:semiHidden="1" w:unhideWhenUsed="1"/>
+    <w:lsdException w:name="Table Contemporary" w:semiHidden="1" w:unhideWhenUsed="1"/>
+    <w:lsdException w:name="Table Elegant" w:semiHidden="1" w:unhideWhenUsed="1"/>
+    <w:lsdException w:name="Table Professional" w:semiHidden="1" w:unhideWhenUsed="1"/>
+    <w:lsdException w:name="Table Subtle 1" w:semiHidden="1" w:unhideWhenUsed="1"/>
+    <w:lsdException w:name="Table Subtle 2" w:semiHidden="1" w:unhideWhenUsed="1"/>
+    <w:lsdException w:name="Table Web 1" w:semiHidden="1" w:unhideWhenUsed="1"/>
+    <w:lsdException w:name="Table Web 2" w:semiHidden="1" w:unhideWhenUsed="1"/>
+    <w:lsdException w:name="Table Web 3" w:semiHidden="1" w:unhideWhenUsed="1"/>
+    <w:lsdException w:name="Balloon Text" w:semiHidden="1" w:unhideWhenUsed="1"/>
+    <w:lsdException w:name="Table Grid" w:uiPriority="59"/>
+    <w:lsdException w:name="Table Theme" w:semiHidden="1" w:unhideWhenUsed="1"/>
+    <w:lsdException w:name="Placeholder Text" w:semiHidden="1"/>
+    <w:lsdException w:name="No Spacing" w:uiPriority="1" w:qFormat="1"/>
+    <w:lsdException w:name="Light Shading" w:uiPriority="60"/>
+    <w:lsdException w:name="Light List" w:uiPriority="61"/>
+    <w:lsdException w:name="Light Grid" w:uiPriority="62"/>
+    <w:lsdException w:name="Medium Shading 1" w:uiPriority="63"/>
+    <w:lsdException w:name="Medium Shading 2" w:uiPriority="64"/>
+    <w:lsdException w:name="Medium List 1" w:uiPriority="65"/>
+    <w:lsdException w:name="Medium List 2" w:uiPriority="66"/>
+    <w:lsdException w:name="Medium Grid 1" w:uiPriority="67"/>
+    <w:lsdException w:name="Medium Grid 2" w:uiPriority="68"/>
+    <w:lsdException w:name="Medium Grid 3" w:uiPriority="69"/>
+    <w:lsdException w:name="Dark List" w:uiPriority="70"/>
+    <w:lsdException w:name="Colorful Shading" w:uiPriority="71"/>
+    <w:lsdException w:name="Colorful List" w:uiPriority="72"/>
+    <w:lsdException w:name="Colorful Grid" w:uiPriority="73"/>
+    <w:lsdException w:name="Light Shading Accent 1" w:uiPriority="60"/>
+    <w:lsdException w:name="Light List Accent 1" w:uiPriority="61"/>
+    <w:lsdException w:name="Light Grid Accent 1" w:uiPriority="62"/>
+    <w:lsdException w:name="Medium Shading 1 Accent 1" w:uiPriority="63"/>
+    <w:lsdException w:name="Medium Shading 2 Accent 1" w:uiPriority="64"/>
+    <w:lsdException w:name="Medium List 1 Accent 1" w:uiPriority="65"/>
+    <w:lsdException w:name="Revision" w:semiHidden="1"/>
+    <w:lsdException w:name="List Paragraph" w:uiPriority="34" w:qFormat="1"/>
+    <w:lsdException w:name="Quote" w:uiPriority="29" w:qFormat="1"/>
+    <w:lsdException w:name="Intense Quote" w:uiPriority="30" w:qFormat="1"/>
+    <w:lsdException w:name="Medium List 2 Accent 1" w:uiPriority="66"/>
+    <w:lsdException w:name="Medium Grid 1 Accent 1" w:uiPriority="67"/>
+    <w:lsdException w:name="Medium Grid 2 Accent 1" w:uiPriority="68"/>
+    <w:lsdException w:name="Medium Grid 3 Accent 1" w:uiPriority="69"/>
+    <w:lsdException w:name="Dark List Accent 1" w:uiPriority="70"/>
+    <w:lsdException w:name="Colorful Shading Accent 1" w:uiPriority="71"/>
+    <w:lsdException w:name="Colorful List Accent 1" w:uiPriority="72"/>
+    <w:lsdException w:name="Colorful Grid Accent 1" w:uiPriority="73"/>
+    <w:lsdException w:name="Light Shading Accent 2" w:uiPriority="60"/>
+    <w:lsdException w:name="Light List Accent 2" w:uiPriority="61"/>
+    <w:lsdException w:name="Light Grid Accent 2" w:uiPriority="62"/>
+    <w:lsdException w:name="Medium Shading 1 Accent 2" w:uiPriority="63"/>
+    <w:lsdException w:name="Medium Shading 2 Accent 2" w:uiPriority="64"/>
+    <w:lsdException w:name="Medium List 1 Accent 2" w:uiPriority="65"/>
+    <w:lsdException w:name="Medium List 2 Accent 2" w:uiPriority="66"/>
+    <w:lsdException w:name="Medium Grid 1 Accent 2" w:uiPriority="67"/>
+    <w:lsdException w:name="Medium Grid 2 Accent 2" w:uiPriority="68"/>
+    <w:lsdException w:name="Medium Grid 3 Accent 2" w:uiPriority="69"/>
+    <w:lsdException w:name="Dark List Accent 2" w:uiPriority="70"/>
+    <w:lsdException w:name="Colorful Shading Accent 2" w:uiPriority="71"/>
+    <w:lsdException w:name="Colorful List Accent 2" w:uiPriority="72"/>
+    <w:lsdException w:name="Colorful Grid Accent 2" w:uiPriority="73"/>
+    <w:lsdException w:name="Light Shading Accent 3" w:uiPriority="60"/>
+    <w:lsdException w:name="Light List Accent 3" w:uiPriority="61"/>
+    <w:lsdException w:name="Light Grid Accent 3" w:uiPriority="62"/>
+    <w:lsdException w:name="Medium Shading 1 Accent 3" w:uiPriority="63"/>
+    <w:lsdException w:name="Medium Shading 2 Accent 3" w:uiPriority="64"/>
+    <w:lsdException w:name="Medium List 1 Accent 3" w:uiPriority="65"/>
+    <w:lsdException w:name="Medium List 2 Accent 3" w:uiPriority="66"/>
+    <w:lsdException w:name="Medium Grid 1 Accent 3" w:uiPriority="67"/>
+    <w:lsdException w:name="Medium Grid 2 Accent 3" w:uiPriority="68"/>
+    <w:lsdException w:name="Medium Grid 3 Accent 3" w:uiPriority="69"/>
+    <w:lsdException w:name="Dark List Accent 3" w:uiPriority="70"/>
+    <w:lsdException w:name="Colorful Shading Accent 3" w:uiPriority="71"/>
+    <w:lsdException w:name="Colorful List Accent 3" w:uiPriority="72"/>
+    <w:lsdException w:name="Colorful Grid Accent 3" w:uiPriority="73"/>
+    <w:lsdException w:name="Light Shading Accent 4" w:uiPriority="60"/>
+    <w:lsdException w:name="Light List Accent 4" w:uiPriority="61"/>
+    <w:lsdException w:name="Light Grid Accent 4" w:uiPriority="62"/>
+    <w:lsdException w:name="Medium Shading 1 Accent 4" w:uiPriority="63"/>
+    <w:lsdException w:name="Medium Shading 2 Accent 4" w:uiPriority="64"/>
+    <w:lsdException w:name="Medium List 1 Accent 4" w:uiPriority="65"/>
+    <w:lsdException w:name="Medium List 2 Accent 4" w:uiPriority="66"/>
+    <w:lsdException w:name="Medium Grid 1 Accent 4" w:uiPriority="67"/>
+    <w:lsdException w:name="Medium Grid 2 Accent 4" w:uiPriority="68"/>
+    <w:lsdException w:name="Medium Grid 3 Accent 4" w:uiPriority="69"/>
+    <w:lsdException w:name="Dark List Accent 4" w:uiPriority="70"/>
+    <w:lsdException w:name="Colorful Shading Accent 4" w:uiPriority="71"/>
+    <w:lsdException w:name="Colorful List Accent 4" w:uiPriority="72"/>
+    <w:lsdException w:name="Colorful Grid Accent 4" w:uiPriority="73"/>
+    <w:lsdException w:name="Light Shading Accent 5" w:uiPriority="60"/>
+    <w:lsdException w:name="Light List Accent 5" w:uiPriority="61"/>
+    <w:lsdException w:name="Light Grid Accent 5" w:uiPriority="62"/>
+    <w:lsdException w:name="Medium Shading 1 Accent 5" w:uiPriority="63"/>
+    <w:lsdException w:name="Medium Shading 2 Accent 5" w:uiPriority="64"/>
+    <w:lsdException w:name="Medium List 1 Accent 5" w:uiPriority="65"/>
+    <w:lsdException w:name="Medium List 2 Accent 5" w:uiPriority="66"/>
+    <w:lsdException w:name="Medium Grid 1 Accent 5" w:uiPriority="67"/>
+    <w:lsdException w:name="Medium Grid 2 Accent 5" w:uiPriority="68"/>
+    <w:lsdException w:name="Medium Grid 3 Accent 5" w:uiPriority="69"/>
+    <w:lsdException w:name="Dark List Accent 5" w:uiPriority="70"/>
+    <w:lsdException w:name="Colorful Shading Accent 5" w:uiPriority="71"/>
+    <w:lsdException w:name="Colorful List Accent 5" w:uiPriority="72"/>
+    <w:lsdException w:name="Colorful Grid Accent 5" w:uiPriority="73"/>
+    <w:lsdException w:name="Light Shading Accent 6" w:uiPriority="60"/>
+    <w:lsdException w:name="Light List Accent 6" w:uiPriority="61"/>
+    <w:lsdException w:name="Light Grid Accent 6" w:uiPriority="62"/>
+    <w:lsdException w:name="Medium Shading 1 Accent 6" w:uiPriority="63"/>
+    <w:lsdException w:name="Medium Shading 2 Accent 6" w:uiPriority="64"/>
+    <w:lsdException w:name="Medium List 1 Accent 6" w:uiPriority="65"/>
+    <w:lsdException w:name="Medium List 2 Accent 6" w:uiPriority="66"/>
+    <w:lsdException w:name="Medium Grid 1 Accent 6" w:uiPriority="67"/>
+    <w:lsdException w:name="Medium Grid 2 Accent 6" w:uiPriority="68"/>
+    <w:lsdException w:name="Medium Grid 3 Accent 6" w:uiPriority="69"/>
+    <w:lsdException w:name="Dark List Accent 6" w:uiPriority="70"/>
+    <w:lsdException w:name="Colorful Shading Accent 6" w:uiPriority="71"/>
+    <w:lsdException w:name="Colorful List Accent 6" w:uiPriority="72"/>
+    <w:lsdException w:name="Colorful Grid Accent 6" w:uiPriority="73"/>
+    <w:lsdException w:name="Subtle Emphasis" w:uiPriority="19" w:qFormat="1"/>
+    <w:lsdException w:name="Intense Emphasis" w:uiPriority="21" w:qFormat="1"/>
+    <w:lsdException w:name="Subtle Reference" w:uiPriority="31" w:qFormat="1"/>
+    <w:lsdException w:name="Intense Reference" w:uiPriority="32" w:qFormat="1"/>
+    <w:lsdException w:name="Book Title" w:uiPriority="33" w:qFormat="1"/>
+    <w:lsdException w:name="Bibliography" w:semiHidden="1" w:uiPriority="37" w:unhideWhenUsed="1"/>
+    <w:lsdException w:name="TOC Heading" w:semiHidden="1" w:uiPriority="39" w:unhideWhenUsed="1" w:qFormat="1"/>
+    <w:lsdException w:name="Plain Table 1" w:uiPriority="41"/>
+    <w:lsdException w:name="Plain Table 2" w:uiPriority="42"/>
+    <w:lsdException w:name="Plain Table 3" w:uiPriority="43"/>
+    <w:lsdException w:name="Plain Table 4" w:uiPriority="44"/>
+    <w:lsdException w:name="Plain Table 5" w:uiPriority="45"/>
+    <w:lsdException w:name="Grid Table Light" w:uiPriority="40"/>
+    <w:lsdException w:name="Grid Table 1 Light" w:uiPriority="46"/>
+    <w:lsdException w:name="Grid Table 2" w:uiPriority="47"/>
+    <w:lsdException w:name="Grid Table 3" w:uiPriority="48"/>
+    <w:lsdException w:name="Grid Table 4" w:uiPriority="49"/>
+    <w:lsdException w:name="Grid Table 5 Dark" w:uiPriority="50"/>
+    <w:lsdException w:name="Grid Table 6 Colorful" w:uiPriority="51"/>
+    <w:lsdException w:name="Grid Table 7 Colorful" w:uiPriority="52"/>
+    <w:lsdException w:name="Grid Table 1 Light Accent 1" w:uiPriority="46"/>
+    <w:lsdException w:name="Grid Table 2 Accent 1" w:uiPriority="47"/>
+    <w:lsdException w:name="Grid Table 3 Accent 1" w:uiPriority="48"/>
+    <w:lsdException w:name="Grid Table 4 Accent 1" w:uiPriority="49"/>
+    <w:lsdException w:name="Grid Table 5 Dark Accent 1" w:uiPriority="50"/>
+    <w:lsdException w:name="Grid Table 6 Colorful Accent 1" w:uiPriority="51"/>
+    <w:lsdException w:name="Grid Table 7 Colorful Accent 1" w:uiPriority="52"/>
+    <w:lsdException w:name="Grid Table 1 Light Accent 2" w:uiPriority="46"/>
+    <w:lsdException w:name="Grid Table 2 Accent 2" w:uiPriority="47"/>
+    <w:lsdException w:name="Grid Table 3 Accent 2" w:uiPriority="48"/>
+    <w:lsdException w:name="Grid Table 4 Accent 2" w:uiPriority="49"/>
+    <w:lsdException w:name="Grid Table 5 Dark Accent 2" w:uiPriority="50"/>
+    <w:lsdException w:name="Grid Table 6 Colorful Accent 2" w:uiPriority="51"/>
+    <w:lsdException w:name="Grid Table 7 Colorful Accent 2" w:uiPriority="52"/>
+    <w:lsdException w:name="Grid Table 1 Light Accent 3" w:uiPriority="46"/>
+    <w:lsdException w:name="Grid Table 2 Accent 3" w:uiPriority="47"/>
+    <w:lsdException w:name="Grid Table 3 Accent 3" w:uiPriority="48"/>
+    <w:lsdException w:name="Grid Table 4 Accent 3" w:uiPriority="49"/>
+    <w:lsdException w:name="Grid Table 5 Dark Accent 3" w:uiPriority="50"/>
+    <w:lsdException w:name="Grid Table 6 Colorful Accent 3" w:uiPriority="51"/>
+    <w:lsdException w:name="Grid Table 7 Colorful Accent 3" w:uiPriority="52"/>
+    <w:lsdException w:name="Grid Table 1 Light Accent 4" w:uiPriority="46"/>
+    <w:lsdException w:name="Grid Table 2 Accent 4" w:uiPriority="47"/>
+    <w:lsdException w:name="Grid Table 3 Accent 4" w:uiPriority="48"/>
+    <w:lsdException w:name="Grid Table 4 Accent 4" w:uiPriority="49"/>
+    <w:lsdException w:name="Grid Table 5 Dark Accent 4" w:uiPriority="50"/>
+    <w:lsdException w:name="Grid Table 6 Colorful Accent 4" w:uiPriority="51"/>
+    <w:lsdException w:name="Grid Table 7 Colorful Accent 4" w:uiPriority="52"/>
+    <w:lsdException w:name="Grid Table 1 Light Accent 5" w:uiPriority="46"/>
+    <w:lsdException w:name="Grid Table 2 Accent 5" w:uiPriority="47"/>
+    <w:lsdException w:name="Grid Table 3 Accent 5" w:uiPriority="48"/>
+    <w:lsdException w:name="Grid Table 4 Accent 5" w:uiPriority="49"/>
+    <w:lsdException w:name="Grid Table 5 Dark Accent 5" w:uiPriority="50"/>
+    <w:lsdException w:name="Grid Table 6 Colorful Accent 5" w:uiPriority="51"/>
+    <w:lsdException w:name="Grid Table 7 Colorful Accent 5" w:uiPriority="52"/>
+    <w:lsdException w:name="Grid Table 1 Light Accent 6" w:uiPriority="46"/>
+    <w:lsdException w:name="Grid Table 2 Accent 6" w:uiPriority="47"/>
+    <w:lsdException w:name="Grid Table 3 Accent 6" w:uiPriority="48"/>
+    <w:lsdException w:name="Grid Table 4 Accent 6" w:uiPriority="49"/>
+    <w:lsdException w:name="Grid Table 5 Dark Accent 6" w:uiPriority="50"/>
+    <w:lsdException w:name="Grid Table 6 Colorful Accent 6" w:uiPriority="51"/>
+    <w:lsdException w:name="Grid Table 7 Colorful Accent 6" w:uiPriority="52"/>
+    <w:lsdException w:name="List Table 1 Light" w:uiPriority="46"/>
+    <w:lsdException w:name="List Table 2" w:uiPriority="47"/>
+    <w:lsdException w:name="List Table 3" w:uiPriority="48"/>
+    <w:lsdException w:name="List Table 4" w:uiPriority="49"/>
+    <w:lsdException w:name="List Table 5 Dark" w:uiPriority="50"/>
+    <w:lsdException w:name="List Table 6 Colorful" w:uiPriority="51"/>
+    <w:lsdException w:name="List Table 7 Colorful" w:uiPriority="52"/>
+    <w:lsdException w:name="List Table 1 Light Accent 1" w:uiPriority="46"/>
+    <w:lsdException w:name="List Table 2 Accent 1" w:uiPriority="47"/>
+    <w:lsdException w:name="List Table 3 Accent 1" w:uiPriority="48"/>
+    <w:lsdException w:name="List Table 4 Accent 1" w:uiPriority="49"/>
+    <w:lsdException w:name="List Table 5 Dark Accent 1" w:uiPriority="50"/>
+    <w:lsdException w:name="List Table 6 Colorful Accent 1" w:uiPriority="51"/>
+    <w:lsdException w:name="List Table 7 Colorful Accent 1" w:uiPriority="52"/>
+    <w:lsdException w:name="List Table 1 Light Accent 2" w:uiPriority="46"/>
+    <w:lsdException w:name="List Table 2 Accent 2" w:uiPriority="47"/>
+    <w:lsdException w:name="List Table 3 Accent 2" w:uiPriority="48"/>
+    <w:lsdException w:name="List Table 4 Accent 2" w:uiPriority="49"/>
+    <w:lsdException w:name="List Table 5 Dark Accent 2" w:uiPriority="50"/>
+    <w:lsdException w:name="List Table 6 Colorful Accent 2" w:uiPriority="51"/>
+    <w:lsdException w:name="List Table 7 Colorful Accent 2" w:uiPriority="52"/>
+    <w:lsdException w:name="List Table 1 Light Accent 3" w:uiPriority="46"/>
+    <w:lsdException w:name="List Table 2 Accent 3" w:uiPriority="47"/>
+    <w:lsdException w:name="List Table 3 Accent 3" w:uiPriority="48"/>
+    <w:lsdException w:name="List Table 4 Accent 3" w:uiPriority="49"/>
+    <w:lsdException w:name="List Table 5 Dark Accent 3" w:uiPriority="50"/>
+    <w:lsdException w:name="List Table 6 Colorful Accent 3" w:uiPriority="51"/>
+    <w:lsdException w:name="List Table 7 Colorful Accent 3" w:uiPriority="52"/>
+    <w:lsdException w:name="List Table 1 Light Accent 4" w:uiPriority="46"/>
+    <w:lsdException w:name="List Table 2 Accent 4" w:uiPriority="47"/>
+    <w:lsdException w:name="List Table 3 Accent 4" w:uiPriority="48"/>
+    <w:lsdException w:name="List Table 4 Accent 4" w:uiPriority="49"/>
+    <w:lsdException w:name="List Table 5 Dark Accent 4" w:uiPriority="50"/>
+    <w:lsdException w:name="List Table 6 Colorful Accent 4" w:uiPriority="51"/>
+    <w:lsdException w:name="List Table 7 Colorful Accent 4" w:uiPriority="52"/>
+    <w:lsdException w:name="List Table 1 Light Accent 5" w:uiPriority="46"/>
+    <w:lsdException w:name="List Table 2 Accent 5" w:uiPriority="47"/>
+    <w:lsdException w:name="List Table 3 Accent 5" w:uiPriority="48"/>
+    <w:lsdException w:name="List Table 4 Accent 5" w:uiPriority="49"/>
+    <w:lsdException w:name="List Table 5 Dark Accent 5" w:uiPriority="50"/>
+    <w:lsdException w:name="List Table 6 Colorful Accent 5" w:uiPriority="51"/>
+    <w:lsdException w:name="List Table 7 Colorful Accent 5" w:uiPriority="52"/>
+    <w:lsdException w:name="List Table 1 Light Accent 6" w:uiPriority="46"/>
+    <w:lsdException w:name="List Table 2 Accent 6" w:uiPriority="47"/>
+    <w:lsdException w:name="List Table 3 Accent 6" w:uiPriority="48"/>
+    <w:lsdException w:name="List Table 4 Accent 6" w:uiPriority="49"/>
+    <w:lsdException w:name="List Table 5 Dark Accent 6" w:uiPriority="50"/>
+    <w:lsdException w:name="List Table 6 Colorful Accent 6" w:uiPriority="51"/>
+    <w:lsdException w:name="List Table 7 Colorful Accent 6" w:uiPriority="52"/>
   </w:latentStyles>
-  <w:style w:type="paragraph" w:default="1" w:styleId="Normal">
+  <w:style w:type="paragraph" w:default="1" w:styleId="a">
     <w:name w:val="Normal"/>
     <w:qFormat/>
     <w:rsid w:val="007F7F67"/>
@@ -12625,11 +12912,11 @@
       <w:jc w:val="both"/>
     </w:pPr>
   </w:style>
-  <w:style w:type="paragraph" w:styleId="Heading2">
+  <w:style w:type="paragraph" w:styleId="2">
     <w:name w:val="heading 2"/>
-    <w:basedOn w:val="Normal"/>
-    <w:next w:val="Normal"/>
-    <w:link w:val="Heading2Char"/>
+    <w:basedOn w:val="a"/>
+    <w:next w:val="a"/>
+    <w:link w:val="20"/>
     <w:uiPriority w:val="9"/>
     <w:unhideWhenUsed/>
     <w:qFormat/>
@@ -12651,11 +12938,11 @@
       <w:szCs w:val="32"/>
     </w:rPr>
   </w:style>
-  <w:style w:type="paragraph" w:styleId="Heading3">
+  <w:style w:type="paragraph" w:styleId="3">
     <w:name w:val="heading 3"/>
-    <w:basedOn w:val="Normal"/>
-    <w:next w:val="Normal"/>
-    <w:link w:val="Heading3Char"/>
+    <w:basedOn w:val="a"/>
+    <w:next w:val="a"/>
+    <w:link w:val="30"/>
     <w:uiPriority w:val="9"/>
     <w:unhideWhenUsed/>
     <w:qFormat/>
@@ -12677,11 +12964,11 @@
       <w:szCs w:val="32"/>
     </w:rPr>
   </w:style>
-  <w:style w:type="paragraph" w:styleId="Heading4">
+  <w:style w:type="paragraph" w:styleId="4">
     <w:name w:val="heading 4"/>
-    <w:basedOn w:val="Normal"/>
-    <w:next w:val="Normal"/>
-    <w:link w:val="Heading4Char"/>
+    <w:basedOn w:val="a"/>
+    <w:next w:val="a"/>
+    <w:link w:val="40"/>
     <w:uiPriority w:val="9"/>
     <w:unhideWhenUsed/>
     <w:qFormat/>
@@ -12700,18 +12987,17 @@
       <w:szCs w:val="28"/>
     </w:rPr>
   </w:style>
-  <w:style w:type="character" w:default="1" w:styleId="DefaultParagraphFont">
+  <w:style w:type="character" w:default="1" w:styleId="a0">
     <w:name w:val="Default Paragraph Font"/>
     <w:uiPriority w:val="1"/>
     <w:semiHidden/>
     <w:unhideWhenUsed/>
   </w:style>
-  <w:style w:type="table" w:default="1" w:styleId="TableNormal">
+  <w:style w:type="table" w:default="1" w:styleId="a1">
     <w:name w:val="Normal Table"/>
     <w:uiPriority w:val="99"/>
     <w:semiHidden/>
     <w:unhideWhenUsed/>
-    <w:qFormat/>
     <w:tblPr>
       <w:tblInd w:w="0" w:type="dxa"/>
       <w:tblCellMar>
@@ -12722,16 +13008,16 @@
       </w:tblCellMar>
     </w:tblPr>
   </w:style>
-  <w:style w:type="numbering" w:default="1" w:styleId="NoList">
+  <w:style w:type="numbering" w:default="1" w:styleId="a2">
     <w:name w:val="No List"/>
     <w:uiPriority w:val="99"/>
     <w:semiHidden/>
     <w:unhideWhenUsed/>
   </w:style>
-  <w:style w:type="paragraph" w:styleId="PlainText">
+  <w:style w:type="paragraph" w:styleId="a3">
     <w:name w:val="Plain Text"/>
-    <w:basedOn w:val="Normal"/>
-    <w:link w:val="PlainTextChar"/>
+    <w:basedOn w:val="a"/>
+    <w:link w:val="a4"/>
     <w:uiPriority w:val="99"/>
     <w:unhideWhenUsed/>
     <w:rsid w:val="00C11BCA"/>
@@ -12740,10 +13026,10 @@
       <w:szCs w:val="21"/>
     </w:rPr>
   </w:style>
-  <w:style w:type="character" w:customStyle="1" w:styleId="PlainTextChar">
-    <w:name w:val="Plain Text Char"/>
-    <w:basedOn w:val="DefaultParagraphFont"/>
-    <w:link w:val="PlainText"/>
+  <w:style w:type="character" w:customStyle="1" w:styleId="a4">
+    <w:name w:val="纯文本 字符"/>
+    <w:basedOn w:val="a0"/>
+    <w:link w:val="a3"/>
     <w:uiPriority w:val="99"/>
     <w:rsid w:val="00C11BCA"/>
     <w:rPr>
@@ -12751,10 +13037,10 @@
       <w:szCs w:val="21"/>
     </w:rPr>
   </w:style>
-  <w:style w:type="character" w:customStyle="1" w:styleId="Heading2Char">
-    <w:name w:val="Heading 2 Char"/>
-    <w:basedOn w:val="DefaultParagraphFont"/>
-    <w:link w:val="Heading2"/>
+  <w:style w:type="character" w:customStyle="1" w:styleId="20">
+    <w:name w:val="标题 2 字符"/>
+    <w:basedOn w:val="a0"/>
+    <w:link w:val="2"/>
     <w:uiPriority w:val="9"/>
     <w:rsid w:val="007F7F67"/>
     <w:rPr>
@@ -12765,10 +13051,10 @@
       <w:szCs w:val="32"/>
     </w:rPr>
   </w:style>
-  <w:style w:type="character" w:customStyle="1" w:styleId="Heading3Char">
-    <w:name w:val="Heading 3 Char"/>
-    <w:basedOn w:val="DefaultParagraphFont"/>
-    <w:link w:val="Heading3"/>
+  <w:style w:type="character" w:customStyle="1" w:styleId="30">
+    <w:name w:val="标题 3 字符"/>
+    <w:basedOn w:val="a0"/>
+    <w:link w:val="3"/>
     <w:uiPriority w:val="9"/>
     <w:rsid w:val="007F7F67"/>
     <w:rPr>
@@ -12779,11 +13065,11 @@
       <w:szCs w:val="32"/>
     </w:rPr>
   </w:style>
-  <w:style w:type="paragraph" w:styleId="Title">
+  <w:style w:type="paragraph" w:styleId="a5">
     <w:name w:val="Title"/>
-    <w:basedOn w:val="Normal"/>
-    <w:next w:val="Normal"/>
-    <w:link w:val="TitleChar"/>
+    <w:basedOn w:val="a"/>
+    <w:next w:val="a"/>
+    <w:link w:val="a6"/>
     <w:uiPriority w:val="10"/>
     <w:qFormat/>
     <w:rsid w:val="007F7F67"/>
@@ -12800,10 +13086,10 @@
       <w:szCs w:val="32"/>
     </w:rPr>
   </w:style>
-  <w:style w:type="character" w:customStyle="1" w:styleId="TitleChar">
-    <w:name w:val="Title Char"/>
-    <w:basedOn w:val="DefaultParagraphFont"/>
-    <w:link w:val="Title"/>
+  <w:style w:type="character" w:customStyle="1" w:styleId="a6">
+    <w:name w:val="标题 字符"/>
+    <w:basedOn w:val="a0"/>
+    <w:link w:val="a5"/>
     <w:uiPriority w:val="10"/>
     <w:rsid w:val="007F7F67"/>
     <w:rPr>
@@ -12814,9 +13100,9 @@
       <w:szCs w:val="32"/>
     </w:rPr>
   </w:style>
-  <w:style w:type="paragraph" w:styleId="ListParagraph">
+  <w:style w:type="paragraph" w:styleId="a7">
     <w:name w:val="List Paragraph"/>
-    <w:basedOn w:val="Normal"/>
+    <w:basedOn w:val="a"/>
     <w:uiPriority w:val="34"/>
     <w:qFormat/>
     <w:rsid w:val="007F7F67"/>
@@ -12824,9 +13110,9 @@
       <w:ind w:firstLineChars="200" w:firstLine="420"/>
     </w:pPr>
   </w:style>
-  <w:style w:type="table" w:styleId="TableGrid">
+  <w:style w:type="table" w:styleId="a8">
     <w:name w:val="Table Grid"/>
-    <w:basedOn w:val="TableNormal"/>
+    <w:basedOn w:val="a1"/>
     <w:uiPriority w:val="59"/>
     <w:rsid w:val="007F7F67"/>
     <w:pPr>
@@ -12837,7 +13123,6 @@
       <w:rFonts w:eastAsia="Times New Roman"/>
     </w:rPr>
     <w:tblPr>
-      <w:tblInd w:w="0" w:type="dxa"/>
       <w:tblBorders>
         <w:top w:val="single" w:sz="4" w:space="0" w:color="000000" w:themeColor="text1"/>
         <w:left w:val="single" w:sz="4" w:space="0" w:color="000000" w:themeColor="text1"/>
@@ -12846,18 +13131,12 @@
         <w:insideH w:val="single" w:sz="4" w:space="0" w:color="000000" w:themeColor="text1"/>
         <w:insideV w:val="single" w:sz="4" w:space="0" w:color="000000" w:themeColor="text1"/>
       </w:tblBorders>
-      <w:tblCellMar>
-        <w:top w:w="0" w:type="dxa"/>
-        <w:left w:w="108" w:type="dxa"/>
-        <w:bottom w:w="0" w:type="dxa"/>
-        <w:right w:w="108" w:type="dxa"/>
-      </w:tblCellMar>
     </w:tblPr>
   </w:style>
-  <w:style w:type="paragraph" w:styleId="DocumentMap">
+  <w:style w:type="paragraph" w:styleId="a9">
     <w:name w:val="Document Map"/>
-    <w:basedOn w:val="Normal"/>
-    <w:link w:val="DocumentMapChar"/>
+    <w:basedOn w:val="a"/>
+    <w:link w:val="aa"/>
     <w:uiPriority w:val="99"/>
     <w:semiHidden/>
     <w:unhideWhenUsed/>
@@ -12868,10 +13147,10 @@
       <w:szCs w:val="18"/>
     </w:rPr>
   </w:style>
-  <w:style w:type="character" w:customStyle="1" w:styleId="DocumentMapChar">
-    <w:name w:val="Document Map Char"/>
-    <w:basedOn w:val="DefaultParagraphFont"/>
-    <w:link w:val="DocumentMap"/>
+  <w:style w:type="character" w:customStyle="1" w:styleId="aa">
+    <w:name w:val="文档结构图 字符"/>
+    <w:basedOn w:val="a0"/>
+    <w:link w:val="a9"/>
     <w:uiPriority w:val="99"/>
     <w:semiHidden/>
     <w:rsid w:val="00796CDB"/>
@@ -12881,10 +13160,10 @@
       <w:szCs w:val="18"/>
     </w:rPr>
   </w:style>
-  <w:style w:type="paragraph" w:styleId="HTMLPreformatted">
+  <w:style w:type="paragraph" w:styleId="HTML">
     <w:name w:val="HTML Preformatted"/>
-    <w:basedOn w:val="Normal"/>
-    <w:link w:val="HTMLPreformattedChar"/>
+    <w:basedOn w:val="a"/>
+    <w:link w:val="HTML0"/>
     <w:uiPriority w:val="99"/>
     <w:unhideWhenUsed/>
     <w:rsid w:val="00867D74"/>
@@ -12918,10 +13197,10 @@
       <w:szCs w:val="24"/>
     </w:rPr>
   </w:style>
-  <w:style w:type="character" w:customStyle="1" w:styleId="HTMLPreformattedChar">
-    <w:name w:val="HTML Preformatted Char"/>
-    <w:basedOn w:val="DefaultParagraphFont"/>
-    <w:link w:val="HTMLPreformatted"/>
+  <w:style w:type="character" w:customStyle="1" w:styleId="HTML0">
+    <w:name w:val="HTML 预设格式 字符"/>
+    <w:basedOn w:val="a0"/>
+    <w:link w:val="HTML"/>
     <w:uiPriority w:val="99"/>
     <w:rsid w:val="00867D74"/>
     <w:rPr>
@@ -12931,9 +13210,9 @@
       <w:szCs w:val="24"/>
     </w:rPr>
   </w:style>
-  <w:style w:type="character" w:styleId="CommentReference">
+  <w:style w:type="character" w:styleId="ab">
     <w:name w:val="annotation reference"/>
-    <w:basedOn w:val="DefaultParagraphFont"/>
+    <w:basedOn w:val="a0"/>
     <w:uiPriority w:val="99"/>
     <w:semiHidden/>
     <w:unhideWhenUsed/>
@@ -12943,10 +13222,10 @@
       <w:szCs w:val="21"/>
     </w:rPr>
   </w:style>
-  <w:style w:type="paragraph" w:styleId="CommentText">
+  <w:style w:type="paragraph" w:styleId="ac">
     <w:name w:val="annotation text"/>
-    <w:basedOn w:val="Normal"/>
-    <w:link w:val="CommentTextChar"/>
+    <w:basedOn w:val="a"/>
+    <w:link w:val="ad"/>
     <w:uiPriority w:val="99"/>
     <w:unhideWhenUsed/>
     <w:rsid w:val="00457ECE"/>
@@ -12954,18 +13233,18 @@
       <w:jc w:val="left"/>
     </w:pPr>
   </w:style>
-  <w:style w:type="character" w:customStyle="1" w:styleId="CommentTextChar">
-    <w:name w:val="Comment Text Char"/>
-    <w:basedOn w:val="DefaultParagraphFont"/>
-    <w:link w:val="CommentText"/>
+  <w:style w:type="character" w:customStyle="1" w:styleId="ad">
+    <w:name w:val="批注文字 字符"/>
+    <w:basedOn w:val="a0"/>
+    <w:link w:val="ac"/>
     <w:uiPriority w:val="99"/>
     <w:rsid w:val="00457ECE"/>
   </w:style>
-  <w:style w:type="paragraph" w:styleId="CommentSubject">
+  <w:style w:type="paragraph" w:styleId="ae">
     <w:name w:val="annotation subject"/>
-    <w:basedOn w:val="CommentText"/>
-    <w:next w:val="CommentText"/>
-    <w:link w:val="CommentSubjectChar"/>
+    <w:basedOn w:val="ac"/>
+    <w:next w:val="ac"/>
+    <w:link w:val="af"/>
     <w:uiPriority w:val="99"/>
     <w:semiHidden/>
     <w:unhideWhenUsed/>
@@ -12975,10 +13254,10 @@
       <w:bCs/>
     </w:rPr>
   </w:style>
-  <w:style w:type="character" w:customStyle="1" w:styleId="CommentSubjectChar">
-    <w:name w:val="Comment Subject Char"/>
-    <w:basedOn w:val="CommentTextChar"/>
-    <w:link w:val="CommentSubject"/>
+  <w:style w:type="character" w:customStyle="1" w:styleId="af">
+    <w:name w:val="批注主题 字符"/>
+    <w:basedOn w:val="ad"/>
+    <w:link w:val="ae"/>
     <w:uiPriority w:val="99"/>
     <w:semiHidden/>
     <w:rsid w:val="00457ECE"/>
@@ -12987,10 +13266,10 @@
       <w:bCs/>
     </w:rPr>
   </w:style>
-  <w:style w:type="paragraph" w:styleId="BalloonText">
+  <w:style w:type="paragraph" w:styleId="af0">
     <w:name w:val="Balloon Text"/>
-    <w:basedOn w:val="Normal"/>
-    <w:link w:val="BalloonTextChar"/>
+    <w:basedOn w:val="a"/>
+    <w:link w:val="af1"/>
     <w:uiPriority w:val="99"/>
     <w:semiHidden/>
     <w:unhideWhenUsed/>
@@ -13000,10 +13279,10 @@
       <w:szCs w:val="18"/>
     </w:rPr>
   </w:style>
-  <w:style w:type="character" w:customStyle="1" w:styleId="BalloonTextChar">
-    <w:name w:val="Balloon Text Char"/>
-    <w:basedOn w:val="DefaultParagraphFont"/>
-    <w:link w:val="BalloonText"/>
+  <w:style w:type="character" w:customStyle="1" w:styleId="af1">
+    <w:name w:val="批注框文本 字符"/>
+    <w:basedOn w:val="a0"/>
+    <w:link w:val="af0"/>
     <w:uiPriority w:val="99"/>
     <w:semiHidden/>
     <w:rsid w:val="00457ECE"/>
@@ -13012,9 +13291,9 @@
       <w:szCs w:val="18"/>
     </w:rPr>
   </w:style>
-  <w:style w:type="character" w:styleId="Hyperlink">
+  <w:style w:type="character" w:styleId="af2">
     <w:name w:val="Hyperlink"/>
-    <w:basedOn w:val="DefaultParagraphFont"/>
+    <w:basedOn w:val="a0"/>
     <w:uiPriority w:val="99"/>
     <w:unhideWhenUsed/>
     <w:rsid w:val="00C55E2A"/>
@@ -13023,9 +13302,9 @@
       <w:u w:val="single"/>
     </w:rPr>
   </w:style>
-  <w:style w:type="character" w:styleId="Emphasis">
+  <w:style w:type="character" w:styleId="af3">
     <w:name w:val="Emphasis"/>
-    <w:basedOn w:val="DefaultParagraphFont"/>
+    <w:basedOn w:val="a0"/>
     <w:uiPriority w:val="20"/>
     <w:qFormat/>
     <w:rsid w:val="004B6905"/>
@@ -13034,10 +13313,10 @@
       <w:iCs/>
     </w:rPr>
   </w:style>
-  <w:style w:type="character" w:customStyle="1" w:styleId="Heading4Char">
-    <w:name w:val="Heading 4 Char"/>
-    <w:basedOn w:val="DefaultParagraphFont"/>
-    <w:link w:val="Heading4"/>
+  <w:style w:type="character" w:customStyle="1" w:styleId="40">
+    <w:name w:val="标题 4 字符"/>
+    <w:basedOn w:val="a0"/>
+    <w:link w:val="4"/>
     <w:uiPriority w:val="9"/>
     <w:rsid w:val="00B11327"/>
     <w:rPr>
@@ -13048,10 +13327,10 @@
       <w:szCs w:val="28"/>
     </w:rPr>
   </w:style>
-  <w:style w:type="paragraph" w:styleId="Header">
+  <w:style w:type="paragraph" w:styleId="af4">
     <w:name w:val="header"/>
-    <w:basedOn w:val="Normal"/>
-    <w:link w:val="HeaderChar"/>
+    <w:basedOn w:val="a"/>
+    <w:link w:val="af5"/>
     <w:uiPriority w:val="99"/>
     <w:unhideWhenUsed/>
     <w:rsid w:val="00965EC7"/>
@@ -13071,10 +13350,10 @@
       <w:szCs w:val="18"/>
     </w:rPr>
   </w:style>
-  <w:style w:type="character" w:customStyle="1" w:styleId="HeaderChar">
-    <w:name w:val="Header Char"/>
-    <w:basedOn w:val="DefaultParagraphFont"/>
-    <w:link w:val="Header"/>
+  <w:style w:type="character" w:customStyle="1" w:styleId="af5">
+    <w:name w:val="页眉 字符"/>
+    <w:basedOn w:val="a0"/>
+    <w:link w:val="af4"/>
     <w:uiPriority w:val="99"/>
     <w:rsid w:val="00965EC7"/>
     <w:rPr>
@@ -13082,10 +13361,10 @@
       <w:szCs w:val="18"/>
     </w:rPr>
   </w:style>
-  <w:style w:type="paragraph" w:styleId="Footer">
+  <w:style w:type="paragraph" w:styleId="af6">
     <w:name w:val="footer"/>
-    <w:basedOn w:val="Normal"/>
-    <w:link w:val="FooterChar"/>
+    <w:basedOn w:val="a"/>
+    <w:link w:val="af7"/>
     <w:uiPriority w:val="99"/>
     <w:unhideWhenUsed/>
     <w:rsid w:val="00965EC7"/>
@@ -13102,10 +13381,10 @@
       <w:szCs w:val="18"/>
     </w:rPr>
   </w:style>
-  <w:style w:type="character" w:customStyle="1" w:styleId="FooterChar">
-    <w:name w:val="Footer Char"/>
-    <w:basedOn w:val="DefaultParagraphFont"/>
-    <w:link w:val="Footer"/>
+  <w:style w:type="character" w:customStyle="1" w:styleId="af7">
+    <w:name w:val="页脚 字符"/>
+    <w:basedOn w:val="a0"/>
+    <w:link w:val="af6"/>
     <w:uiPriority w:val="99"/>
     <w:rsid w:val="00965EC7"/>
     <w:rPr>
